--- a/seminar2/ХодаковСемінар2.docx
+++ b/seminar2/ХодаковСемінар2.docx
@@ -454,17 +454,3798 @@
         </w:rPr>
         <w:t>6</w:t>
       </w:r>
+      <w:r>
+        <w:br w:type="page"/>
+      </w:r>
     </w:p>
     <w:p>
       <w:pPr>
-        <w:spacing w:after="160"/>
+        <w:pStyle w:val="Heading1"/>
+      </w:pPr>
+      <w:proofErr w:type="spellStart"/>
+      <w:r>
         <w:rPr>
           <w:color w:val="000000"/>
-          <w:sz w:val="28"/>
-          <w:szCs w:val="28"/>
-          <w:lang w:val="uk-UA"/>
         </w:rPr>
-      </w:pPr>
+        <w:lastRenderedPageBreak/>
+        <w:t>Завдання</w:t>
+      </w:r>
+      <w:proofErr w:type="spellEnd"/>
+      <w:r>
+        <w:rPr>
+          <w:color w:val="000000"/>
+        </w:rPr>
+        <w:t xml:space="preserve"> 1. Байєсівські класифікатори (2D, μ=(1,1), R=I)</w:t>
+      </w:r>
+    </w:p>
+    <w:p>
+      <w:pPr>
+        <w:pStyle w:val="Heading2"/>
+      </w:pPr>
+      <w:r>
+        <w:rPr>
+          <w:color w:val="000000"/>
+        </w:rPr>
+        <w:t>1.1 Теоретичні відомості</w:t>
+      </w:r>
+    </w:p>
+    <w:p>
+      <w:pPr>
+        <w:spacing w:after="80"/>
+        <w:ind w:firstLine="709"/>
+      </w:pPr>
+      <w:r>
+        <w:t>Задача класифікації полягає у визначенні належності спостереження x до одного з двох класів C₀ або C₁. Для двох гауссівських класів з однаковою коваріаційною матрицею Байєсівський оптимальний класифікатор зводиться до лінійного дискримінанта.</w:t>
+      </w:r>
+    </w:p>
+    <w:p>
+      <w:pPr>
+        <w:spacing w:after="80"/>
+        <w:ind w:firstLine="709"/>
+      </w:pPr>
+      <w:r>
+        <w:t>Нехай задано два класи з рівними апріорними ймовірностями P(C₀) = P(C₁) = 0.5:</w:t>
+      </w:r>
+    </w:p>
+    <w:p>
+      <w:pPr>
+        <w:spacing w:before="80" w:after="80"/>
+        <w:jc w:val="center"/>
+      </w:pPr>
+      <w:r>
+        <w:rPr>
+          <w:i/>
+        </w:rPr>
+        <w:t>Клас 0:  X ~ N(μ₀, R),    μ₀ = (−1, −1)ᵀ</w:t>
+      </w:r>
+    </w:p>
+    <w:p>
+      <w:pPr>
+        <w:spacing w:before="80" w:after="80"/>
+        <w:jc w:val="center"/>
+      </w:pPr>
+      <w:r>
+        <w:rPr>
+          <w:i/>
+        </w:rPr>
+        <w:t>Клас 1:  X ~ N(μ₁, R),    μ₁ = ( 1,  1)ᵀ,    R = I₂</w:t>
+      </w:r>
+    </w:p>
+    <w:p>
+      <w:pPr>
+        <w:spacing w:after="80"/>
+        <w:ind w:firstLine="709"/>
+      </w:pPr>
+      <w:r>
+        <w:t>Байєсівський лінійний класифікатор (LDA). При однакових коваріаційних матрицях межа прийняття рішення є лінійною гіперплощиною. Правило класифікації:</w:t>
+      </w:r>
+    </w:p>
+    <w:p>
+      <w:pPr>
+        <w:spacing w:before="80" w:after="80"/>
+        <w:jc w:val="center"/>
+      </w:pPr>
+      <w:r>
+        <w:rPr>
+          <w:i/>
+        </w:rPr>
+        <w:t>wᵀx ≥ θ  ⟹  клас 1,    wᵀx &lt; θ  ⟹  клас 0</w:t>
+      </w:r>
+    </w:p>
+    <w:p>
+      <w:pPr>
+        <w:spacing w:before="80" w:after="80"/>
+        <w:jc w:val="center"/>
+      </w:pPr>
+      <w:r>
+        <w:rPr>
+          <w:i/>
+        </w:rPr>
+        <w:t>w = R⁻¹(μ₁ − μ₀),    θ = ½ · wᵀ(μ₁ + μ₀)</w:t>
+      </w:r>
+    </w:p>
+    <w:p>
+      <w:pPr>
+        <w:spacing w:after="80"/>
+        <w:ind w:firstLine="709"/>
+      </w:pPr>
+      <w:r>
+        <w:t>Оптимальний байєсівський класифікатор (MAP) приймає рішення на основі максимальної апостеріорної ймовірності:</w:t>
+      </w:r>
+    </w:p>
+    <w:p>
+      <w:pPr>
+        <w:spacing w:before="80" w:after="80"/>
+        <w:jc w:val="center"/>
+      </w:pPr>
+      <w:r>
+        <w:rPr>
+          <w:i/>
+        </w:rPr>
+        <w:t>ŷ = argmax_k  log p(x | Cₖ) + log P(Cₖ)</w:t>
+      </w:r>
+    </w:p>
+    <w:p>
+      <w:pPr>
+        <w:spacing w:after="80"/>
+      </w:pPr>
+      <w:r>
+        <w:t>При рівних апріорних ймовірностях і однаковій коваріаційній матриці MAP-класифікатор дає ту саму межу рішення, що й LDA. Теоретична похибка Байєса обчислюється як:</w:t>
+      </w:r>
+    </w:p>
+    <w:p>
+      <w:pPr>
+        <w:spacing w:before="80" w:after="80"/>
+        <w:jc w:val="center"/>
+      </w:pPr>
+      <w:r>
+        <w:rPr>
+          <w:i/>
+        </w:rPr>
+        <w:t>P_e = Φ(−d/2),    де  d = √[(μ₁−μ₀)ᵀ R⁻¹ (μ₁−μ₀)]  — відстань Махаланобіса</w:t>
+      </w:r>
+    </w:p>
+    <w:p>
+      <w:pPr>
+        <w:pStyle w:val="Heading2"/>
+      </w:pPr>
+      <w:r>
+        <w:rPr>
+          <w:color w:val="000000"/>
+        </w:rPr>
+        <w:t>1.2 Реалізація</w:t>
+      </w:r>
+    </w:p>
+    <w:p>
+      <w:pPr>
+        <w:spacing w:after="80"/>
+        <w:ind w:firstLine="709"/>
+      </w:pPr>
+      <w:r>
+        <w:t>Генерується по N/2 = 250 реалізацій для кожного класу за допомогою numpy.random.multivariate_normal. Лінійний вектор w обчислюється через обернену матрицю R⁻¹ та різницю центрів класів. Класифікація виконується порівнянням скалярного добутку wᵀx з порогом θ. Оптимальний класифікатор реалізований через scipy.stats.multivariate_normal.logpdf.</w:t>
+      </w:r>
+    </w:p>
+    <w:p>
+      <w:pPr>
+        <w:pStyle w:val="Heading2"/>
+      </w:pPr>
+      <w:r>
+        <w:rPr>
+          <w:color w:val="000000"/>
+        </w:rPr>
+        <w:t>1.3 Результати</w:t>
+      </w:r>
+    </w:p>
+    <w:p>
+      <w:pPr>
+        <w:ind w:left="567"/>
+      </w:pPr>
+      <w:r>
+        <w:rPr>
+          <w:b/>
+        </w:rPr>
+        <w:t xml:space="preserve">Ваговий вектор: </w:t>
+      </w:r>
+      <w:r>
+        <w:t>w = [2.0, 2.0]</w:t>
+      </w:r>
+    </w:p>
+    <w:p>
+      <w:pPr>
+        <w:ind w:left="567"/>
+      </w:pPr>
+      <w:r>
+        <w:rPr>
+          <w:b/>
+        </w:rPr>
+        <w:t xml:space="preserve">Поріг θ: </w:t>
+      </w:r>
+      <w:r>
+        <w:t>0.0000</w:t>
+      </w:r>
+    </w:p>
+    <w:p>
+      <w:pPr>
+        <w:ind w:left="567"/>
+      </w:pPr>
+      <w:r>
+        <w:rPr>
+          <w:b/>
+        </w:rPr>
+        <w:t xml:space="preserve">Відстань Махаланобіса d: </w:t>
+      </w:r>
+      <w:r>
+        <w:t>2.8284</w:t>
+      </w:r>
+    </w:p>
+    <w:p>
+      <w:pPr>
+        <w:ind w:left="567"/>
+      </w:pPr>
+      <w:r>
+        <w:rPr>
+          <w:b/>
+        </w:rPr>
+        <w:t xml:space="preserve">Похибка лінійного класифікатора: </w:t>
+      </w:r>
+      <w:r>
+        <w:t>8.20%</w:t>
+      </w:r>
+    </w:p>
+    <w:p>
+      <w:pPr>
+        <w:ind w:left="567"/>
+      </w:pPr>
+      <w:r>
+        <w:rPr>
+          <w:b/>
+        </w:rPr>
+        <w:t xml:space="preserve">Похибка оптимального класифікатора: </w:t>
+      </w:r>
+      <w:r>
+        <w:t>8.20%</w:t>
+      </w:r>
+    </w:p>
+    <w:p>
+      <w:pPr>
+        <w:ind w:left="567"/>
+      </w:pPr>
+      <w:r>
+        <w:rPr>
+          <w:b/>
+        </w:rPr>
+        <w:t xml:space="preserve">Теоретична похибка Байєса: </w:t>
+      </w:r>
+      <w:r>
+        <w:t>7.86%</w:t>
+      </w:r>
+    </w:p>
+    <w:p>
+      <w:pPr>
+        <w:spacing w:after="80"/>
+        <w:ind w:firstLine="709"/>
+      </w:pPr>
+      <w:r>
+        <w:t>Обидва класифікатори дають однакову похибку, оскільки при R₀ = R₁ = I лінійна межа є водночас і оптимальною. Емпірична похибка (8.20%) близька до теоретичної (7.86%), що підтверджує правильність моделювання.</w:t>
+      </w:r>
+    </w:p>
+    <w:p>
+      <w:pPr>
+        <w:jc w:val="center"/>
+      </w:pPr>
+      <w:r>
+        <w:rPr>
+          <w:b/>
+          <w:color w:val="B40000"/>
+          <w:sz w:val="22"/>
+        </w:rPr>
+        <w:t>[ РИСУНОК: вставте task1_classifiers.png ]</w:t>
+      </w:r>
+    </w:p>
+    <w:p>
+      <w:pPr>
+        <w:spacing w:after="200"/>
+        <w:jc w:val="center"/>
+      </w:pPr>
+      <w:r>
+        <w:rPr>
+          <w:i/>
+          <w:sz w:val="20"/>
+        </w:rPr>
+        <w:lastRenderedPageBreak/>
+        <w:t>Рис. 1. Байєсівський лінійний (зліва) та оптимальний (справа) класифікатор. Синій — клас 0, червоний — клас 1. Чорна лінія — межа рішення.</w:t>
+      </w:r>
+    </w:p>
+    <w:p>
+      <w:pPr>
+        <w:pStyle w:val="Heading1"/>
+      </w:pPr>
+      <w:r>
+        <w:rPr>
+          <w:color w:val="000000"/>
+        </w:rPr>
+        <w:t>Завдання 2. 2D гауссівський вектор, μ=(0,1), 4 кореляційні матриці</w:t>
+      </w:r>
+    </w:p>
+    <w:p>
+      <w:pPr>
+        <w:pStyle w:val="Heading2"/>
+      </w:pPr>
+      <w:r>
+        <w:rPr>
+          <w:color w:val="000000"/>
+        </w:rPr>
+        <w:t>2.1 Теоретичні відомості</w:t>
+      </w:r>
+    </w:p>
+    <w:p>
+      <w:pPr>
+        <w:spacing w:after="80"/>
+        <w:ind w:firstLine="709"/>
+      </w:pPr>
+      <w:r>
+        <w:t>Двовимірний гауссівський розподіл N(μ, R) повністю задається вектором математичного сподівання μ та коваріаційною матрицею R. Для двовимірного випадку кореляційна матриця має вигляд:</w:t>
+      </w:r>
+    </w:p>
+    <w:p>
+      <w:pPr>
+        <w:spacing w:before="80" w:after="80"/>
+        <w:jc w:val="center"/>
+      </w:pPr>
+      <w:r>
+        <w:rPr>
+          <w:i/>
+        </w:rPr>
+        <w:t>R = [[σ₁², ρσ₁σ₂], [ρσ₁σ₂, σ₂²]],    при σ₁=σ₂=1:  R = [[1, ρ], [ρ, 1]]</w:t>
+      </w:r>
+    </w:p>
+    <w:p>
+      <w:pPr>
+        <w:spacing w:after="80"/>
+        <w:ind w:firstLine="709"/>
+      </w:pPr>
+      <w:r>
+        <w:t>Коефіцієнт кореляції ρ ∈ (−1, 1) визначає форму та нахил еліпса рівноймовірності. При ρ &gt; 0 — еліпс нахилено вправо (компоненти зростають разом), при ρ &lt; 0 — вліво (зворотний зв'язок), при ρ = 0 — кола (незалежні компоненти).</w:t>
+      </w:r>
+    </w:p>
+    <w:p>
+      <w:pPr>
+        <w:spacing w:after="80"/>
+        <w:ind w:firstLine="709"/>
+      </w:pPr>
+      <w:r>
+        <w:t>Умова позитивної визначеності матриці R: всі власні числа &gt; 0, що для 2×2 матриці рівносильно det(R) = 1 − ρ² &gt; 0, тобто |ρ| &lt; 1.</w:t>
+      </w:r>
+    </w:p>
+    <w:p>
+      <w:pPr>
+        <w:pStyle w:val="Heading2"/>
+      </w:pPr>
+      <w:r>
+        <w:rPr>
+          <w:color w:val="000000"/>
+        </w:rPr>
+        <w:t>2.2 Параметри моделювання</w:t>
+      </w:r>
+    </w:p>
+    <w:p>
+      <w:pPr>
+        <w:spacing w:after="80"/>
+      </w:pPr>
+      <w:r>
+        <w:t>Загальне математичне сподівання для всіх варіантів: μ = (0, 1)ᵀ, N = 500.</w:t>
+      </w:r>
+    </w:p>
+    <w:tbl>
+      <w:tblPr>
+        <w:tblStyle w:val="TableGrid"/>
+        <w:tblW w:w="0" w:type="auto"/>
+        <w:tblLook w:val="04A0" w:firstRow="1" w:lastRow="0" w:firstColumn="1" w:lastColumn="0" w:noHBand="0" w:noVBand="1"/>
+      </w:tblPr>
+      <w:tblGrid>
+        <w:gridCol w:w="2876"/>
+        <w:gridCol w:w="2876"/>
+        <w:gridCol w:w="2878"/>
+      </w:tblGrid>
+      <w:tr>
+        <w:tc>
+          <w:tcPr>
+            <w:tcW w:w="2880" w:type="dxa"/>
+          </w:tcPr>
+          <w:p>
+            <w:r>
+              <w:rPr>
+                <w:b/>
+              </w:rPr>
+              <w:t>Матриця</w:t>
+            </w:r>
+          </w:p>
+        </w:tc>
+        <w:tc>
+          <w:tcPr>
+            <w:tcW w:w="2880" w:type="dxa"/>
+          </w:tcPr>
+          <w:p>
+            <w:r>
+              <w:rPr>
+                <w:b/>
+              </w:rPr>
+              <w:t>ρ</w:t>
+            </w:r>
+          </w:p>
+        </w:tc>
+        <w:tc>
+          <w:tcPr>
+            <w:tcW w:w="2880" w:type="dxa"/>
+          </w:tcPr>
+          <w:p>
+            <w:r>
+              <w:rPr>
+                <w:b/>
+              </w:rPr>
+              <w:t>Інтерпретація</w:t>
+            </w:r>
+          </w:p>
+        </w:tc>
+      </w:tr>
+      <w:tr>
+        <w:tc>
+          <w:tcPr>
+            <w:tcW w:w="2880" w:type="dxa"/>
+          </w:tcPr>
+          <w:p>
+            <w:r>
+              <w:t>R₁</w:t>
+            </w:r>
+          </w:p>
+        </w:tc>
+        <w:tc>
+          <w:tcPr>
+            <w:tcW w:w="2880" w:type="dxa"/>
+          </w:tcPr>
+          <w:p>
+            <w:r>
+              <w:t>ρ =  0.8</w:t>
+            </w:r>
+          </w:p>
+        </w:tc>
+        <w:tc>
+          <w:tcPr>
+            <w:tcW w:w="2880" w:type="dxa"/>
+          </w:tcPr>
+          <w:p>
+            <w:r>
+              <w:t>сильна позитивна кореляція, еліпс нахилено вправо</w:t>
+            </w:r>
+          </w:p>
+        </w:tc>
+      </w:tr>
+      <w:tr>
+        <w:tc>
+          <w:tcPr>
+            <w:tcW w:w="2880" w:type="dxa"/>
+          </w:tcPr>
+          <w:p>
+            <w:r>
+              <w:t>R₂</w:t>
+            </w:r>
+          </w:p>
+        </w:tc>
+        <w:tc>
+          <w:tcPr>
+            <w:tcW w:w="2880" w:type="dxa"/>
+          </w:tcPr>
+          <w:p>
+            <w:r>
+              <w:t>ρ = −0.5</w:t>
+            </w:r>
+          </w:p>
+        </w:tc>
+        <w:tc>
+          <w:tcPr>
+            <w:tcW w:w="2880" w:type="dxa"/>
+          </w:tcPr>
+          <w:p>
+            <w:r>
+              <w:t>помірна негативна кореляція, еліпс нахилено вліво</w:t>
+            </w:r>
+          </w:p>
+        </w:tc>
+      </w:tr>
+      <w:tr>
+        <w:tc>
+          <w:tcPr>
+            <w:tcW w:w="2880" w:type="dxa"/>
+          </w:tcPr>
+          <w:p>
+            <w:r>
+              <w:t>R₃</w:t>
+            </w:r>
+          </w:p>
+        </w:tc>
+        <w:tc>
+          <w:tcPr>
+            <w:tcW w:w="2880" w:type="dxa"/>
+          </w:tcPr>
+          <w:p>
+            <w:r>
+              <w:t>ρ =  0.6</w:t>
+            </w:r>
+          </w:p>
+        </w:tc>
+        <w:tc>
+          <w:tcPr>
+            <w:tcW w:w="2880" w:type="dxa"/>
+          </w:tcPr>
+          <w:p>
+            <w:r>
+              <w:t>помірна позитивна кореляція, еліпс нахилено вправо</w:t>
+            </w:r>
+          </w:p>
+        </w:tc>
+      </w:tr>
+      <w:tr>
+        <w:tc>
+          <w:tcPr>
+            <w:tcW w:w="2880" w:type="dxa"/>
+          </w:tcPr>
+          <w:p>
+            <w:r>
+              <w:t>R₄</w:t>
+            </w:r>
+          </w:p>
+        </w:tc>
+        <w:tc>
+          <w:tcPr>
+            <w:tcW w:w="2880" w:type="dxa"/>
+          </w:tcPr>
+          <w:p>
+            <w:r>
+              <w:t>ρ = −0.7</w:t>
+            </w:r>
+          </w:p>
+        </w:tc>
+        <w:tc>
+          <w:tcPr>
+            <w:tcW w:w="2880" w:type="dxa"/>
+          </w:tcPr>
+          <w:p>
+            <w:r>
+              <w:t>сильна негативна кореляція, еліпс нахилено вліво</w:t>
+            </w:r>
+          </w:p>
+        </w:tc>
+      </w:tr>
+    </w:tbl>
+    <w:p/>
+    <w:p>
+      <w:pPr>
+        <w:pStyle w:val="Heading2"/>
+      </w:pPr>
+      <w:r>
+        <w:rPr>
+          <w:color w:val="000000"/>
+        </w:rPr>
+        <w:t>2.3 Результати та інтерпретація</w:t>
+      </w:r>
+    </w:p>
+    <w:p>
+      <w:pPr>
+        <w:spacing w:after="80"/>
+        <w:ind w:firstLine="709"/>
+      </w:pPr>
+      <w:r>
+        <w:t>Вибіркові кореляції відтворюють задані теоретичні значення з точністю ±0.02–0.03 при N = 500. Довірчий еліпс 95% (χ²₂,₀.₉₅ ≈ 5.991) охоплює очікувану частку точок.</w:t>
+      </w:r>
+    </w:p>
+    <w:p>
+      <w:pPr>
+        <w:spacing w:after="80"/>
+        <w:ind w:firstLine="709"/>
+      </w:pPr>
+      <w:r>
+        <w:t>Зі збільшенням |ρ| еліпс стає більш витягнутим, що свідчить про сильний лінійний зв'язок між компонентами. При ρ = 0.8 обидва виміри сильно корельовані: знаючи x₁, можна точно передбачити x₂. При ρ = −0.5 зростання x₁ супроводжується зменшенням x₂.</w:t>
+      </w:r>
+    </w:p>
+    <w:p>
+      <w:pPr>
+        <w:jc w:val="center"/>
+      </w:pPr>
+      <w:r>
+        <w:rPr>
+          <w:b/>
+          <w:color w:val="B40000"/>
+          <w:sz w:val="22"/>
+        </w:rPr>
+        <w:t>[ РИСУНОК: вставте task2_gaussian_2d.png ]</w:t>
+      </w:r>
+    </w:p>
+    <w:p>
+      <w:pPr>
+        <w:spacing w:after="200"/>
+        <w:jc w:val="center"/>
+      </w:pPr>
+      <w:r>
+        <w:rPr>
+          <w:i/>
+          <w:sz w:val="20"/>
+        </w:rPr>
+        <w:lastRenderedPageBreak/>
+        <w:t>Рис. 2. 2D гауссівські вибірки (N=500) для 4 кореляційних матриць. Червоний еліпс — 95%-довірча область. Зірка — центр розподілу μ=(0,1).</w:t>
+      </w:r>
+    </w:p>
+    <w:p>
+      <w:pPr>
+        <w:pStyle w:val="Heading1"/>
+      </w:pPr>
+      <w:r>
+        <w:rPr>
+          <w:color w:val="000000"/>
+        </w:rPr>
+        <w:t>Завдання 3. 3D гауссівський вектор, R=I, 4 математичних сподівання</w:t>
+      </w:r>
+    </w:p>
+    <w:p>
+      <w:pPr>
+        <w:pStyle w:val="Heading2"/>
+      </w:pPr>
+      <w:r>
+        <w:rPr>
+          <w:color w:val="000000"/>
+        </w:rPr>
+        <w:t>3.1 Теоретичні відомості</w:t>
+      </w:r>
+    </w:p>
+    <w:p>
+      <w:pPr>
+        <w:spacing w:after="80"/>
+        <w:ind w:firstLine="709"/>
+      </w:pPr>
+      <w:r>
+        <w:t>Тривимірний гауссівський вектор X ~ N(μ, R) при R = I₃ (одинична матриця) має взаємно незалежні компоненти з однаковою дисперсією σ² = 1. Розподіл кожного виміру: Xᵢ ~ N(μᵢ, 1). Густота ймовірності має симетричну (сферичну) форму навколо центру μ.</w:t>
+      </w:r>
+    </w:p>
+    <w:p>
+      <w:pPr>
+        <w:spacing w:before="80" w:after="80"/>
+        <w:jc w:val="center"/>
+      </w:pPr>
+      <w:r>
+        <w:rPr>
+          <w:i/>
+        </w:rPr>
+        <w:t>p(x) = (2π)^(−3/2) · exp(−½ ‖x − μ‖²)</w:t>
+      </w:r>
+    </w:p>
+    <w:p>
+      <w:pPr>
+        <w:pStyle w:val="Heading2"/>
+      </w:pPr>
+      <w:r>
+        <w:rPr>
+          <w:color w:val="000000"/>
+        </w:rPr>
+        <w:t>3.2 Параметри моделювання</w:t>
+      </w:r>
+    </w:p>
+    <w:p>
+      <w:pPr>
+        <w:spacing w:after="80"/>
+      </w:pPr>
+      <w:r>
+        <w:t>Кореляційна матриця R = I₃ (однакова для всіх). N = 500 реалізацій.</w:t>
+      </w:r>
+    </w:p>
+    <w:tbl>
+      <w:tblPr>
+        <w:tblStyle w:val="TableGrid"/>
+        <w:tblW w:w="0" w:type="auto"/>
+        <w:tblLook w:val="04A0" w:firstRow="1" w:lastRow="0" w:firstColumn="1" w:lastColumn="0" w:noHBand="0" w:noVBand="1"/>
+      </w:tblPr>
+      <w:tblGrid>
+        <w:gridCol w:w="4315"/>
+        <w:gridCol w:w="4315"/>
+      </w:tblGrid>
+      <w:tr>
+        <w:tc>
+          <w:tcPr>
+            <w:tcW w:w="4320" w:type="dxa"/>
+          </w:tcPr>
+          <w:p>
+            <w:r>
+              <w:rPr>
+                <w:b/>
+              </w:rPr>
+              <w:t>Математичне сподівання</w:t>
+            </w:r>
+          </w:p>
+        </w:tc>
+        <w:tc>
+          <w:tcPr>
+            <w:tcW w:w="4320" w:type="dxa"/>
+          </w:tcPr>
+          <w:p>
+            <w:r>
+              <w:rPr>
+                <w:b/>
+              </w:rPr>
+              <w:t>Інтерпретація</w:t>
+            </w:r>
+          </w:p>
+        </w:tc>
+      </w:tr>
+      <w:tr>
+        <w:tc>
+          <w:tcPr>
+            <w:tcW w:w="4320" w:type="dxa"/>
+          </w:tcPr>
+          <w:p>
+            <w:r>
+              <w:t>μ₁ = (0,0,0)</w:t>
+            </w:r>
+          </w:p>
+        </w:tc>
+        <w:tc>
+          <w:tcPr>
+            <w:tcW w:w="4320" w:type="dxa"/>
+          </w:tcPr>
+          <w:p>
+            <w:r>
+              <w:t>початок координат, симетричний розподіл</w:t>
+            </w:r>
+          </w:p>
+        </w:tc>
+      </w:tr>
+      <w:tr>
+        <w:tc>
+          <w:tcPr>
+            <w:tcW w:w="4320" w:type="dxa"/>
+          </w:tcPr>
+          <w:p>
+            <w:r>
+              <w:t>μ₂ = (1,0,0)</w:t>
+            </w:r>
+          </w:p>
+        </w:tc>
+        <w:tc>
+          <w:tcPr>
+            <w:tcW w:w="4320" w:type="dxa"/>
+          </w:tcPr>
+          <w:p>
+            <w:r>
+              <w:t>зміщення вздовж осі X₁</w:t>
+            </w:r>
+          </w:p>
+        </w:tc>
+      </w:tr>
+      <w:tr>
+        <w:tc>
+          <w:tcPr>
+            <w:tcW w:w="4320" w:type="dxa"/>
+          </w:tcPr>
+          <w:p>
+            <w:r>
+              <w:t>μ₃ = (0,1,0)</w:t>
+            </w:r>
+          </w:p>
+        </w:tc>
+        <w:tc>
+          <w:tcPr>
+            <w:tcW w:w="4320" w:type="dxa"/>
+          </w:tcPr>
+          <w:p>
+            <w:r>
+              <w:t>зміщення вздовж осі X₂</w:t>
+            </w:r>
+          </w:p>
+        </w:tc>
+      </w:tr>
+      <w:tr>
+        <w:tc>
+          <w:tcPr>
+            <w:tcW w:w="4320" w:type="dxa"/>
+          </w:tcPr>
+          <w:p>
+            <w:r>
+              <w:t>μ₄ = (0,0,1)</w:t>
+            </w:r>
+          </w:p>
+        </w:tc>
+        <w:tc>
+          <w:tcPr>
+            <w:tcW w:w="4320" w:type="dxa"/>
+          </w:tcPr>
+          <w:p>
+            <w:r>
+              <w:t>зміщення вздовж осі X₃</w:t>
+            </w:r>
+          </w:p>
+        </w:tc>
+      </w:tr>
+    </w:tbl>
+    <w:p/>
+    <w:p>
+      <w:pPr>
+        <w:pStyle w:val="Heading2"/>
+      </w:pPr>
+      <w:r>
+        <w:rPr>
+          <w:color w:val="000000"/>
+        </w:rPr>
+        <w:t>3.3 Результати та інтерпретація</w:t>
+      </w:r>
+    </w:p>
+    <w:p>
+      <w:pPr>
+        <w:spacing w:after="80"/>
+        <w:ind w:firstLine="709"/>
+      </w:pPr>
+      <w:r>
+        <w:t>Вибіркові середні точно відтворюють теоретичні значення (відхилення &lt; 0.05). Вибіркові стандартні відхилення близькі до 1 (теоретичне значення) для всіх вимірів. На тривимірному графіку хмари точок розташовані навколо відповідних центрів μ.</w:t>
+      </w:r>
+    </w:p>
+    <w:p>
+      <w:pPr>
+        <w:spacing w:after="80"/>
+        <w:ind w:firstLine="709"/>
+      </w:pPr>
+      <w:r>
+        <w:t>Оскільки R = I, компоненти незалежні, тому на 2D-проекціях форма хмари є круговою (немає видимої кореляції між жодною парою вимірів). Чотири розподіли відрізняються лише положенням центру, а не формою.</w:t>
+      </w:r>
+    </w:p>
+    <w:p>
+      <w:pPr>
+        <w:jc w:val="center"/>
+      </w:pPr>
+      <w:r>
+        <w:rPr>
+          <w:b/>
+          <w:color w:val="B40000"/>
+          <w:sz w:val="22"/>
+        </w:rPr>
+        <w:t>[ РИСУНОК: вставте task3_3d_scatter.png ]</w:t>
+      </w:r>
+    </w:p>
+    <w:p>
+      <w:pPr>
+        <w:spacing w:after="200"/>
+        <w:jc w:val="center"/>
+      </w:pPr>
+      <w:r>
+        <w:rPr>
+          <w:i/>
+          <w:sz w:val="20"/>
+        </w:rPr>
+        <w:t>Рис. 3а. 3D scatter-графіки чотирьох гауссівських розподілів з R=I. Зірка — теоретичний центр μ.</w:t>
+      </w:r>
+    </w:p>
+    <w:p>
+      <w:pPr>
+        <w:jc w:val="center"/>
+      </w:pPr>
+      <w:r>
+        <w:rPr>
+          <w:b/>
+          <w:color w:val="B40000"/>
+          <w:sz w:val="22"/>
+        </w:rPr>
+        <w:t>[ РИСУНОК: вставте task3_projections.png ]</w:t>
+      </w:r>
+    </w:p>
+    <w:p>
+      <w:pPr>
+        <w:spacing w:after="200"/>
+        <w:jc w:val="center"/>
+      </w:pPr>
+      <w:r>
+        <w:rPr>
+          <w:i/>
+          <w:sz w:val="20"/>
+        </w:rPr>
+        <w:t>Рис. 3б. Двовимірні проекції (x₁,x₂), (x₁,x₃), (x₂,x₃) для кожного з чотирьох розподілів.</w:t>
+      </w:r>
+    </w:p>
+    <w:p>
+      <w:pPr>
+        <w:pStyle w:val="Heading1"/>
+      </w:pPr>
+      <w:r>
+        <w:rPr>
+          <w:color w:val="000000"/>
+        </w:rPr>
+        <w:t>Завдання 4. 3D гауссівський вектор, μ=(1,1,1), 4 кореляційні матриці</w:t>
+      </w:r>
+    </w:p>
+    <w:p>
+      <w:pPr>
+        <w:pStyle w:val="Heading2"/>
+      </w:pPr>
+      <w:r>
+        <w:rPr>
+          <w:color w:val="000000"/>
+        </w:rPr>
+        <w:t>4.1 Теоретичні відомості</w:t>
+      </w:r>
+    </w:p>
+    <w:p>
+      <w:pPr>
+        <w:spacing w:after="80"/>
+        <w:ind w:firstLine="709"/>
+      </w:pPr>
+      <w:r>
+        <w:t xml:space="preserve">При ненульових поза-діагональних елементах кореляційної матриці компоненти вектора стають залежними. Власні числа матриці λᵢ визначають </w:t>
+      </w:r>
+      <w:r>
+        <w:lastRenderedPageBreak/>
+        <w:t>дисперсію вздовж головних осей еліпсоїда рівноймовірності. Умова позитивної визначеності: всі λᵢ &gt; 0.</w:t>
+      </w:r>
+    </w:p>
+    <w:p>
+      <w:pPr>
+        <w:spacing w:before="80" w:after="80"/>
+        <w:jc w:val="center"/>
+      </w:pPr>
+      <w:r>
+        <w:rPr>
+          <w:i/>
+        </w:rPr>
+        <w:t>det(R) &gt; 0,   ∀ λᵢ &gt; 0   ⟺   R — позитивно визначена</w:t>
+      </w:r>
+    </w:p>
+    <w:p>
+      <w:pPr>
+        <w:pStyle w:val="Heading2"/>
+      </w:pPr>
+      <w:r>
+        <w:rPr>
+          <w:color w:val="000000"/>
+        </w:rPr>
+        <w:t>4.2 Параметри та перевірка матриць</w:t>
+      </w:r>
+    </w:p>
+    <w:p>
+      <w:pPr>
+        <w:spacing w:after="80"/>
+      </w:pPr>
+      <w:r>
+        <w:t>μ = (1,1,1)ᵀ для всіх варіантів. N = 500.</w:t>
+      </w:r>
+    </w:p>
+    <w:tbl>
+      <w:tblPr>
+        <w:tblStyle w:val="TableGrid"/>
+        <w:tblW w:w="0" w:type="auto"/>
+        <w:tblLook w:val="04A0" w:firstRow="1" w:lastRow="0" w:firstColumn="1" w:lastColumn="0" w:noHBand="0" w:noVBand="1"/>
+      </w:tblPr>
+      <w:tblGrid>
+        <w:gridCol w:w="1719"/>
+        <w:gridCol w:w="1720"/>
+        <w:gridCol w:w="1713"/>
+        <w:gridCol w:w="1721"/>
+        <w:gridCol w:w="1757"/>
+      </w:tblGrid>
+      <w:tr>
+        <w:tc>
+          <w:tcPr>
+            <w:tcW w:w="1728" w:type="dxa"/>
+          </w:tcPr>
+          <w:p>
+            <w:r>
+              <w:rPr>
+                <w:b/>
+              </w:rPr>
+              <w:t>Матриця</w:t>
+            </w:r>
+          </w:p>
+        </w:tc>
+        <w:tc>
+          <w:tcPr>
+            <w:tcW w:w="1728" w:type="dxa"/>
+          </w:tcPr>
+          <w:p>
+            <w:r>
+              <w:rPr>
+                <w:b/>
+              </w:rPr>
+              <w:t>Характер</w:t>
+            </w:r>
+          </w:p>
+        </w:tc>
+        <w:tc>
+          <w:tcPr>
+            <w:tcW w:w="1728" w:type="dxa"/>
+          </w:tcPr>
+          <w:p>
+            <w:r>
+              <w:rPr>
+                <w:b/>
+              </w:rPr>
+              <w:t>Власні числа</w:t>
+            </w:r>
+          </w:p>
+        </w:tc>
+        <w:tc>
+          <w:tcPr>
+            <w:tcW w:w="1728" w:type="dxa"/>
+          </w:tcPr>
+          <w:p>
+            <w:r>
+              <w:rPr>
+                <w:b/>
+              </w:rPr>
+              <w:t>Поз. визначена</w:t>
+            </w:r>
+          </w:p>
+        </w:tc>
+        <w:tc>
+          <w:tcPr>
+            <w:tcW w:w="1728" w:type="dxa"/>
+          </w:tcPr>
+          <w:p>
+            <w:r>
+              <w:rPr>
+                <w:b/>
+              </w:rPr>
+              <w:t>Інтерпретація</w:t>
+            </w:r>
+          </w:p>
+        </w:tc>
+      </w:tr>
+      <w:tr>
+        <w:tc>
+          <w:tcPr>
+            <w:tcW w:w="1728" w:type="dxa"/>
+          </w:tcPr>
+          <w:p>
+            <w:r>
+              <w:t>R₁</w:t>
+            </w:r>
+          </w:p>
+        </w:tc>
+        <w:tc>
+          <w:tcPr>
+            <w:tcW w:w="1728" w:type="dxa"/>
+          </w:tcPr>
+          <w:p>
+            <w:r>
+              <w:t>всі елементи ≥ 0</w:t>
+            </w:r>
+          </w:p>
+        </w:tc>
+        <w:tc>
+          <w:tcPr>
+            <w:tcW w:w="1728" w:type="dxa"/>
+          </w:tcPr>
+          <w:p>
+            <w:r>
+              <w:t>0.183, 0.414, 2.403</w:t>
+            </w:r>
+          </w:p>
+        </w:tc>
+        <w:tc>
+          <w:tcPr>
+            <w:tcW w:w="1728" w:type="dxa"/>
+          </w:tcPr>
+          <w:p>
+            <w:r>
+              <w:t>✓ Так</w:t>
+            </w:r>
+          </w:p>
+        </w:tc>
+        <w:tc>
+          <w:tcPr>
+            <w:tcW w:w="1728" w:type="dxa"/>
+          </w:tcPr>
+          <w:p>
+            <w:r>
+              <w:t>Всі виміри позитивно корельовані</w:t>
+            </w:r>
+          </w:p>
+        </w:tc>
+      </w:tr>
+      <w:tr>
+        <w:tc>
+          <w:tcPr>
+            <w:tcW w:w="1728" w:type="dxa"/>
+          </w:tcPr>
+          <w:p>
+            <w:r>
+              <w:t>R₂</w:t>
+            </w:r>
+          </w:p>
+        </w:tc>
+        <w:tc>
+          <w:tcPr>
+            <w:tcW w:w="1728" w:type="dxa"/>
+          </w:tcPr>
+          <w:p>
+            <w:r>
+              <w:t>мішані знаки (1)</w:t>
+            </w:r>
+          </w:p>
+        </w:tc>
+        <w:tc>
+          <w:tcPr>
+            <w:tcW w:w="1728" w:type="dxa"/>
+          </w:tcPr>
+          <w:p>
+            <w:r>
+              <w:t>0.200, 0.462, 2.338</w:t>
+            </w:r>
+          </w:p>
+        </w:tc>
+        <w:tc>
+          <w:tcPr>
+            <w:tcW w:w="1728" w:type="dxa"/>
+          </w:tcPr>
+          <w:p>
+            <w:r>
+              <w:t>✓ Так</w:t>
+            </w:r>
+          </w:p>
+        </w:tc>
+        <w:tc>
+          <w:tcPr>
+            <w:tcW w:w="1728" w:type="dxa"/>
+          </w:tcPr>
+          <w:p>
+            <w:r>
+              <w:t>x₁ негативно корелює з x₂ та x₃</w:t>
+            </w:r>
+          </w:p>
+        </w:tc>
+      </w:tr>
+      <w:tr>
+        <w:tc>
+          <w:tcPr>
+            <w:tcW w:w="1728" w:type="dxa"/>
+          </w:tcPr>
+          <w:p>
+            <w:r>
+              <w:t>R₃</w:t>
+            </w:r>
+          </w:p>
+        </w:tc>
+        <w:tc>
+          <w:tcPr>
+            <w:tcW w:w="1728" w:type="dxa"/>
+          </w:tcPr>
+          <w:p>
+            <w:r>
+              <w:t>мішані знаки (2)</w:t>
+            </w:r>
+          </w:p>
+        </w:tc>
+        <w:tc>
+          <w:tcPr>
+            <w:tcW w:w="1728" w:type="dxa"/>
+          </w:tcPr>
+          <w:p>
+            <w:r>
+              <w:t>0.162, 0.623, 2.215</w:t>
+            </w:r>
+          </w:p>
+        </w:tc>
+        <w:tc>
+          <w:tcPr>
+            <w:tcW w:w="1728" w:type="dxa"/>
+          </w:tcPr>
+          <w:p>
+            <w:r>
+              <w:t>✓ Так</w:t>
+            </w:r>
+          </w:p>
+        </w:tc>
+        <w:tc>
+          <w:tcPr>
+            <w:tcW w:w="1728" w:type="dxa"/>
+          </w:tcPr>
+          <w:p>
+            <w:r>
+              <w:t>x₃ негативно корелює з x₁ та x₂</w:t>
+            </w:r>
+          </w:p>
+        </w:tc>
+      </w:tr>
+      <w:tr>
+        <w:tc>
+          <w:tcPr>
+            <w:tcW w:w="1728" w:type="dxa"/>
+          </w:tcPr>
+          <w:p>
+            <w:r>
+              <w:t>R₄</w:t>
+            </w:r>
+          </w:p>
+        </w:tc>
+        <w:tc>
+          <w:tcPr>
+            <w:tcW w:w="1728" w:type="dxa"/>
+          </w:tcPr>
+          <w:p>
+            <w:r>
+              <w:t>переважно від'ємні</w:t>
+            </w:r>
+          </w:p>
+        </w:tc>
+        <w:tc>
+          <w:tcPr>
+            <w:tcW w:w="1728" w:type="dxa"/>
+          </w:tcPr>
+          <w:p>
+            <w:r>
+              <w:t>0.166, 0.300, 2.534</w:t>
+            </w:r>
+          </w:p>
+        </w:tc>
+        <w:tc>
+          <w:tcPr>
+            <w:tcW w:w="1728" w:type="dxa"/>
+          </w:tcPr>
+          <w:p>
+            <w:r>
+              <w:t>✓ Так</w:t>
+            </w:r>
+          </w:p>
+        </w:tc>
+        <w:tc>
+          <w:tcPr>
+            <w:tcW w:w="1728" w:type="dxa"/>
+          </w:tcPr>
+          <w:p>
+            <w:r>
+              <w:t>x₁ від'ємно корелює з x₂,x₃</w:t>
+            </w:r>
+          </w:p>
+        </w:tc>
+      </w:tr>
+    </w:tbl>
+    <w:p/>
+    <w:p>
+      <w:pPr>
+        <w:pStyle w:val="Heading2"/>
+      </w:pPr>
+      <w:r>
+        <w:rPr>
+          <w:color w:val="000000"/>
+        </w:rPr>
+        <w:t>4.3 Результати та інтерпретація</w:t>
+      </w:r>
+    </w:p>
+    <w:p>
+      <w:pPr>
+        <w:spacing w:after="80"/>
+        <w:ind w:firstLine="709"/>
+      </w:pPr>
+      <w:r>
+        <w:t>Всі чотири матриці є позитивно визначеними (всі власні числа &gt; 0). Вибіркові кореляційні матриці відтворюють теоретичні з точністю до ±0.02. Найменше власне число R₄ (0.166) свідчить про сильну лінійну залежність між компонентами — розподіл витягнутий вздовж однієї осі.</w:t>
+      </w:r>
+    </w:p>
+    <w:p>
+      <w:pPr>
+        <w:spacing w:after="80"/>
+        <w:ind w:firstLine="709"/>
+      </w:pPr>
+      <w:r>
+        <w:t>Порівняння теплових карт теоретичних і вибіркових матриць демонструє, що моделювання точно відтворює задані кореляційні структури. Від'ємні кореляції проявляються як тенденція зменшення одного виміру при зростанні іншого на scatter-графіках.</w:t>
+      </w:r>
+    </w:p>
+    <w:p>
+      <w:pPr>
+        <w:jc w:val="center"/>
+      </w:pPr>
+      <w:r>
+        <w:rPr>
+          <w:b/>
+          <w:color w:val="B40000"/>
+          <w:sz w:val="22"/>
+        </w:rPr>
+        <w:t>[ РИСУНОК: вставте task4_correlation_heatmaps.png ]</w:t>
+      </w:r>
+    </w:p>
+    <w:p>
+      <w:pPr>
+        <w:spacing w:after="200"/>
+        <w:jc w:val="center"/>
+      </w:pPr>
+      <w:r>
+        <w:rPr>
+          <w:i/>
+          <w:sz w:val="20"/>
+        </w:rPr>
+        <w:t>Рис. 4а. Теплові карти теоретичних (ліворуч) та вибіркових (праворуч) кореляційних матриць для 4 варіантів.</w:t>
+      </w:r>
+    </w:p>
+    <w:p>
+      <w:pPr>
+        <w:jc w:val="center"/>
+      </w:pPr>
+      <w:r>
+        <w:rPr>
+          <w:b/>
+          <w:color w:val="B40000"/>
+          <w:sz w:val="22"/>
+        </w:rPr>
+        <w:t>[ РИСУНОК: вставте task4_scatter_r1.png ]</w:t>
+      </w:r>
+    </w:p>
+    <w:p>
+      <w:pPr>
+        <w:spacing w:after="200"/>
+        <w:jc w:val="center"/>
+      </w:pPr>
+      <w:r>
+        <w:rPr>
+          <w:i/>
+          <w:sz w:val="20"/>
+        </w:rPr>
+        <w:t>Рис. 4б. Двовимірні проекції для R₁ (всі позитивні кореляції, μ=(1,1,1)).</w:t>
+      </w:r>
+    </w:p>
+    <w:p>
+      <w:pPr>
+        <w:pStyle w:val="Heading1"/>
+      </w:pPr>
+      <w:r>
+        <w:rPr>
+          <w:color w:val="000000"/>
+        </w:rPr>
+        <w:t>Завдання 7. Візуалізація та інтерпретація результатів</w:t>
+      </w:r>
+    </w:p>
+    <w:p>
+      <w:pPr>
+        <w:spacing w:after="80"/>
+        <w:ind w:firstLine="709"/>
+      </w:pPr>
+      <w:r>
+        <w:t>У рамках виконання всіх завдань було реалізовано комплексну візуалізацію результатів. Нижче наведено зведену інтерпретацію.</w:t>
+      </w:r>
+    </w:p>
+    <w:p>
+      <w:pPr>
+        <w:pStyle w:val="Heading2"/>
+      </w:pPr>
+      <w:r>
+        <w:rPr>
+          <w:color w:val="000000"/>
+        </w:rPr>
+        <w:t>7.1 Вплив кореляції на форму розподілу</w:t>
+      </w:r>
+    </w:p>
+    <w:p>
+      <w:pPr>
+        <w:spacing w:after="80"/>
+        <w:ind w:firstLine="709"/>
+      </w:pPr>
+      <w:r>
+        <w:t>Кореляційна матриця визначає форму хмари точок гауссівського вектора:</w:t>
+      </w:r>
+    </w:p>
+    <w:p>
+      <w:pPr>
+        <w:pStyle w:val="ListBullet"/>
+        <w:ind w:left="567"/>
+      </w:pPr>
+      <w:r>
+        <w:rPr>
+          <w:sz w:val="24"/>
+        </w:rPr>
+        <w:lastRenderedPageBreak/>
+        <w:t>ρ = 0: хмара точок має кругову форму (незалежні виміри). Знання одного виміру не дає інформації про інший.</w:t>
+      </w:r>
+    </w:p>
+    <w:p>
+      <w:pPr>
+        <w:pStyle w:val="ListBullet"/>
+        <w:ind w:left="567"/>
+      </w:pPr>
+      <w:r>
+        <w:rPr>
+          <w:sz w:val="24"/>
+        </w:rPr>
+        <w:t>ρ &gt; 0: хмара витягнута вздовж діагоналі ↗. Чим ближче |ρ| до 1, тим тонший еліпс — виміри майже лінійно пов'язані.</w:t>
+      </w:r>
+    </w:p>
+    <w:p>
+      <w:pPr>
+        <w:pStyle w:val="ListBullet"/>
+        <w:ind w:left="567"/>
+      </w:pPr>
+      <w:r>
+        <w:rPr>
+          <w:sz w:val="24"/>
+        </w:rPr>
+        <w:t>ρ &lt; 0: хмара витягнута вздовж діагоналі ↘. Зворотний лінійний зв'язок.</w:t>
+      </w:r>
+    </w:p>
+    <w:p>
+      <w:pPr>
+        <w:pStyle w:val="ListBullet"/>
+        <w:ind w:left="567"/>
+      </w:pPr>
+      <w:r>
+        <w:rPr>
+          <w:sz w:val="24"/>
+        </w:rPr>
+        <w:t>Власні числа матриці R відповідають дисперсіям вздовж головних осей еліпса рівноймовірності.</w:t>
+      </w:r>
+    </w:p>
+    <w:p>
+      <w:pPr>
+        <w:pStyle w:val="Heading2"/>
+      </w:pPr>
+      <w:r>
+        <w:rPr>
+          <w:color w:val="000000"/>
+        </w:rPr>
+        <w:t>7.2 Вплив математичного сподівання</w:t>
+      </w:r>
+    </w:p>
+    <w:p>
+      <w:pPr>
+        <w:spacing w:after="80"/>
+        <w:ind w:firstLine="709"/>
+      </w:pPr>
+      <w:r>
+        <w:t>Математичне сподівання μ визначає центр розподілу в просторі ознак. При однаковій коваріаційній матриці (R = I) зміна μ лише зсуває хмару точок без зміни її форми. Це дозволяє розрізняти класи у задачі класифікації.</w:t>
+      </w:r>
+    </w:p>
+    <w:p>
+      <w:pPr>
+        <w:pStyle w:val="Heading2"/>
+      </w:pPr>
+      <w:r>
+        <w:rPr>
+          <w:color w:val="000000"/>
+        </w:rPr>
+        <w:t>7.3 Ефективність байєсівського класифікатора</w:t>
+      </w:r>
+    </w:p>
+    <w:p>
+      <w:pPr>
+        <w:spacing w:after="80"/>
+        <w:ind w:firstLine="709"/>
+      </w:pPr>
+      <w:r>
+        <w:t>Похибка класифікації зменшується зі збільшенням відстані Махаланобіса d між класами. При d = 2.83 теоретична похибка становить 7.86%, що підтверджується емпіричним результатом 8.20%. При однакових коваріаційних матрицях лінійний і оптимальний класифікатори еквівалентні — межа рішення є лінійною гіперплощиною.</w:t>
+      </w:r>
+    </w:p>
+    <w:p>
+      <w:pPr>
+        <w:pStyle w:val="Heading1"/>
+      </w:pPr>
+      <w:r>
+        <w:rPr>
+          <w:color w:val="000000"/>
+        </w:rPr>
+        <w:t>Завдання 8. Перевірка гіпотез про закон розподілу</w:t>
+      </w:r>
+    </w:p>
+    <w:p>
+      <w:pPr>
+        <w:pStyle w:val="Heading2"/>
+      </w:pPr>
+      <w:r>
+        <w:rPr>
+          <w:color w:val="000000"/>
+        </w:rPr>
+        <w:t>8.1 Постановка гіпотез</w:t>
+      </w:r>
+    </w:p>
+    <w:p>
+      <w:pPr>
+        <w:spacing w:after="80"/>
+      </w:pPr>
+      <w:r>
+        <w:t>Формулюємо статистичні гіпотези:</w:t>
+      </w:r>
+    </w:p>
+    <w:p>
+      <w:pPr>
+        <w:spacing w:before="80" w:after="80"/>
+        <w:jc w:val="center"/>
+      </w:pPr>
+      <w:r>
+        <w:rPr>
+          <w:i/>
+        </w:rPr>
+        <w:t>H₀: вибірка походить з нормального закону розподілу N(μ, σ²)</w:t>
+      </w:r>
+    </w:p>
+    <w:p>
+      <w:pPr>
+        <w:spacing w:before="80" w:after="80"/>
+        <w:jc w:val="center"/>
+      </w:pPr>
+      <w:r>
+        <w:rPr>
+          <w:i/>
+        </w:rPr>
+        <w:t>H₁: вибірка НЕ має нормального закону розподілу</w:t>
+      </w:r>
+    </w:p>
+    <w:p>
+      <w:pPr>
+        <w:spacing w:after="80"/>
+        <w:ind w:firstLine="709"/>
+      </w:pPr>
+      <w:r>
+        <w:t>Рівень значущості α = 0.05. Якщо p-значення &gt; 0.05 — не відхиляємо H₀ (недостатньо підстав вважати розподіл ненормальним).</w:t>
+      </w:r>
+    </w:p>
+    <w:p>
+      <w:pPr>
+        <w:pStyle w:val="Heading2"/>
+      </w:pPr>
+      <w:r>
+        <w:rPr>
+          <w:color w:val="000000"/>
+        </w:rPr>
+        <w:t>8.2 Методи перевірки</w:t>
+      </w:r>
+    </w:p>
+    <w:tbl>
+      <w:tblPr>
+        <w:tblStyle w:val="TableGrid"/>
+        <w:tblW w:w="0" w:type="auto"/>
+        <w:tblLook w:val="04A0" w:firstRow="1" w:lastRow="0" w:firstColumn="1" w:lastColumn="0" w:noHBand="0" w:noVBand="1"/>
+      </w:tblPr>
+      <w:tblGrid>
+        <w:gridCol w:w="2158"/>
+        <w:gridCol w:w="2158"/>
+        <w:gridCol w:w="2155"/>
+        <w:gridCol w:w="2159"/>
+      </w:tblGrid>
+      <w:tr>
+        <w:tc>
+          <w:tcPr>
+            <w:tcW w:w="2160" w:type="dxa"/>
+          </w:tcPr>
+          <w:p>
+            <w:r>
+              <w:rPr>
+                <w:b/>
+              </w:rPr>
+              <w:t>Тест</w:t>
+            </w:r>
+          </w:p>
+        </w:tc>
+        <w:tc>
+          <w:tcPr>
+            <w:tcW w:w="2160" w:type="dxa"/>
+          </w:tcPr>
+          <w:p>
+            <w:r>
+              <w:rPr>
+                <w:b/>
+              </w:rPr>
+              <w:t>Статистика</w:t>
+            </w:r>
+          </w:p>
+        </w:tc>
+        <w:tc>
+          <w:tcPr>
+            <w:tcW w:w="2160" w:type="dxa"/>
+          </w:tcPr>
+          <w:p>
+            <w:r>
+              <w:rPr>
+                <w:b/>
+              </w:rPr>
+              <w:t>Умова</w:t>
+            </w:r>
+          </w:p>
+        </w:tc>
+        <w:tc>
+          <w:tcPr>
+            <w:tcW w:w="2160" w:type="dxa"/>
+          </w:tcPr>
+          <w:p>
+            <w:r>
+              <w:rPr>
+                <w:b/>
+              </w:rPr>
+              <w:t>Суть методу</w:t>
+            </w:r>
+          </w:p>
+        </w:tc>
+      </w:tr>
+      <w:tr>
+        <w:tc>
+          <w:tcPr>
+            <w:tcW w:w="2160" w:type="dxa"/>
+          </w:tcPr>
+          <w:p>
+            <w:r>
+              <w:t>Шапіро-Вілка</w:t>
+            </w:r>
+            <w:r>
+              <w:br/>
+              <w:t>(Shapiro-Wilk)</w:t>
+            </w:r>
+          </w:p>
+        </w:tc>
+        <w:tc>
+          <w:tcPr>
+            <w:tcW w:w="2160" w:type="dxa"/>
+          </w:tcPr>
+          <w:p>
+            <w:r>
+              <w:t>W-статистика (0–1)</w:t>
+            </w:r>
+          </w:p>
+        </w:tc>
+        <w:tc>
+          <w:tcPr>
+            <w:tcW w:w="2160" w:type="dxa"/>
+          </w:tcPr>
+          <w:p>
+            <w:r>
+              <w:t>N ≤ 5000</w:t>
+            </w:r>
+          </w:p>
+        </w:tc>
+        <w:tc>
+          <w:tcPr>
+            <w:tcW w:w="2160" w:type="dxa"/>
+          </w:tcPr>
+          <w:p>
+            <w:r>
+              <w:t>Найпотужніший для малих/середніх вибірок. W близьке до 1 — нормальний розподіл.</w:t>
+            </w:r>
+          </w:p>
+        </w:tc>
+      </w:tr>
+      <w:tr>
+        <w:tc>
+          <w:tcPr>
+            <w:tcW w:w="2160" w:type="dxa"/>
+          </w:tcPr>
+          <w:p>
+            <w:r>
+              <w:t>Колмогорова-Смірнова</w:t>
+            </w:r>
+            <w:r>
+              <w:br/>
+              <w:t>(KS-test)</w:t>
+            </w:r>
+          </w:p>
+        </w:tc>
+        <w:tc>
+          <w:tcPr>
+            <w:tcW w:w="2160" w:type="dxa"/>
+          </w:tcPr>
+          <w:p>
+            <w:r>
+              <w:t>D-статистика</w:t>
+            </w:r>
+          </w:p>
+        </w:tc>
+        <w:tc>
+          <w:tcPr>
+            <w:tcW w:w="2160" w:type="dxa"/>
+          </w:tcPr>
+          <w:p>
+            <w:r>
+              <w:t>Будь-яке N</w:t>
+            </w:r>
+          </w:p>
+        </w:tc>
+        <w:tc>
+          <w:tcPr>
+            <w:tcW w:w="2160" w:type="dxa"/>
+          </w:tcPr>
+          <w:p>
+            <w:r>
+              <w:t xml:space="preserve">Порівнює емпіричну функцію розподілу з </w:t>
+            </w:r>
+            <w:r>
+              <w:lastRenderedPageBreak/>
+              <w:t>теоретичною N(μ̂, σ̂²).</w:t>
+            </w:r>
+          </w:p>
+        </w:tc>
+      </w:tr>
+      <w:tr>
+        <w:tc>
+          <w:tcPr>
+            <w:tcW w:w="2160" w:type="dxa"/>
+          </w:tcPr>
+          <w:p>
+            <w:r>
+              <w:lastRenderedPageBreak/>
+              <w:t>Q-Q plot</w:t>
+            </w:r>
+          </w:p>
+        </w:tc>
+        <w:tc>
+          <w:tcPr>
+            <w:tcW w:w="2160" w:type="dxa"/>
+          </w:tcPr>
+          <w:p>
+            <w:r>
+              <w:t>Графічний</w:t>
+            </w:r>
+          </w:p>
+        </w:tc>
+        <w:tc>
+          <w:tcPr>
+            <w:tcW w:w="2160" w:type="dxa"/>
+          </w:tcPr>
+          <w:p>
+            <w:r>
+              <w:t>—</w:t>
+            </w:r>
+          </w:p>
+        </w:tc>
+        <w:tc>
+          <w:tcPr>
+            <w:tcW w:w="2160" w:type="dxa"/>
+          </w:tcPr>
+          <w:p>
+            <w:r>
+              <w:t>Квантилі вибірки vs теоретичні квантилі N(0,1). Відхилення від прямої — ненормальність.</w:t>
+            </w:r>
+          </w:p>
+        </w:tc>
+      </w:tr>
+    </w:tbl>
+    <w:p/>
+    <w:p>
+      <w:pPr>
+        <w:pStyle w:val="Heading2"/>
+      </w:pPr>
+      <w:r>
+        <w:rPr>
+          <w:color w:val="000000"/>
+        </w:rPr>
+        <w:t>8.3 Результати тестів</w:t>
+      </w:r>
+    </w:p>
+    <w:p>
+      <w:pPr>
+        <w:spacing w:after="80"/>
+      </w:pPr>
+      <w:r>
+        <w:t>Тести для 2D Gaussian μ=(1,1), R=I (N=500):</w:t>
+      </w:r>
+    </w:p>
+    <w:p>
+      <w:pPr>
+        <w:spacing w:after="80"/>
+      </w:pPr>
+      <w:r>
+        <w:t>Тести для 3D Gaussian μ=(1,0,0), R=I (N=500):</w:t>
+      </w:r>
+    </w:p>
+    <w:tbl>
+      <w:tblPr>
+        <w:tblStyle w:val="TableGrid"/>
+        <w:tblW w:w="0" w:type="auto"/>
+        <w:tblLook w:val="04A0" w:firstRow="1" w:lastRow="0" w:firstColumn="1" w:lastColumn="0" w:noHBand="0" w:noVBand="1"/>
+      </w:tblPr>
+      <w:tblGrid>
+        <w:gridCol w:w="1724"/>
+        <w:gridCol w:w="1727"/>
+        <w:gridCol w:w="1727"/>
+        <w:gridCol w:w="1725"/>
+        <w:gridCol w:w="1727"/>
+      </w:tblGrid>
+      <w:tr>
+        <w:tc>
+          <w:tcPr>
+            <w:tcW w:w="1728" w:type="dxa"/>
+          </w:tcPr>
+          <w:p>
+            <w:r>
+              <w:rPr>
+                <w:b/>
+              </w:rPr>
+              <w:t>Вимір</w:t>
+            </w:r>
+          </w:p>
+        </w:tc>
+        <w:tc>
+          <w:tcPr>
+            <w:tcW w:w="1728" w:type="dxa"/>
+          </w:tcPr>
+          <w:p>
+            <w:r>
+              <w:rPr>
+                <w:b/>
+              </w:rPr>
+              <w:t>Тест</w:t>
+            </w:r>
+          </w:p>
+        </w:tc>
+        <w:tc>
+          <w:tcPr>
+            <w:tcW w:w="1728" w:type="dxa"/>
+          </w:tcPr>
+          <w:p>
+            <w:r>
+              <w:rPr>
+                <w:b/>
+              </w:rPr>
+              <w:t>Статистика</w:t>
+            </w:r>
+          </w:p>
+        </w:tc>
+        <w:tc>
+          <w:tcPr>
+            <w:tcW w:w="1728" w:type="dxa"/>
+          </w:tcPr>
+          <w:p>
+            <w:r>
+              <w:rPr>
+                <w:b/>
+              </w:rPr>
+              <w:t>p-значення</w:t>
+            </w:r>
+          </w:p>
+        </w:tc>
+        <w:tc>
+          <w:tcPr>
+            <w:tcW w:w="1728" w:type="dxa"/>
+          </w:tcPr>
+          <w:p>
+            <w:r>
+              <w:rPr>
+                <w:b/>
+              </w:rPr>
+              <w:t>Висновок</w:t>
+            </w:r>
+          </w:p>
+        </w:tc>
+      </w:tr>
+      <w:tr>
+        <w:tc>
+          <w:tcPr>
+            <w:tcW w:w="1728" w:type="dxa"/>
+          </w:tcPr>
+          <w:p>
+            <w:r>
+              <w:t>Вимір 1</w:t>
+            </w:r>
+          </w:p>
+        </w:tc>
+        <w:tc>
+          <w:tcPr>
+            <w:tcW w:w="1728" w:type="dxa"/>
+          </w:tcPr>
+          <w:p>
+            <w:r>
+              <w:t>Shapiro-Wilk</w:t>
+            </w:r>
+          </w:p>
+        </w:tc>
+        <w:tc>
+          <w:tcPr>
+            <w:tcW w:w="1728" w:type="dxa"/>
+          </w:tcPr>
+          <w:p>
+            <w:r>
+              <w:t>W = 0.9983</w:t>
+            </w:r>
+          </w:p>
+        </w:tc>
+        <w:tc>
+          <w:tcPr>
+            <w:tcW w:w="1728" w:type="dxa"/>
+          </w:tcPr>
+          <w:p>
+            <w:r>
+              <w:t>p = 0.9133</w:t>
+            </w:r>
+          </w:p>
+        </w:tc>
+        <w:tc>
+          <w:tcPr>
+            <w:tcW w:w="1728" w:type="dxa"/>
+          </w:tcPr>
+          <w:p>
+            <w:r>
+              <w:t>✓ H₀ не відхиляється</w:t>
+            </w:r>
+          </w:p>
+        </w:tc>
+      </w:tr>
+      <w:tr>
+        <w:tc>
+          <w:tcPr>
+            <w:tcW w:w="1728" w:type="dxa"/>
+          </w:tcPr>
+          <w:p>
+            <w:r>
+              <w:t>Вимір 1</w:t>
+            </w:r>
+          </w:p>
+        </w:tc>
+        <w:tc>
+          <w:tcPr>
+            <w:tcW w:w="1728" w:type="dxa"/>
+          </w:tcPr>
+          <w:p>
+            <w:r>
+              <w:t>Kolmogorov-Smirnov</w:t>
+            </w:r>
+          </w:p>
+        </w:tc>
+        <w:tc>
+          <w:tcPr>
+            <w:tcW w:w="1728" w:type="dxa"/>
+          </w:tcPr>
+          <w:p>
+            <w:r>
+              <w:t>D = 0.0228</w:t>
+            </w:r>
+          </w:p>
+        </w:tc>
+        <w:tc>
+          <w:tcPr>
+            <w:tcW w:w="1728" w:type="dxa"/>
+          </w:tcPr>
+          <w:p>
+            <w:r>
+              <w:t>p = 0.9520</w:t>
+            </w:r>
+          </w:p>
+        </w:tc>
+        <w:tc>
+          <w:tcPr>
+            <w:tcW w:w="1728" w:type="dxa"/>
+          </w:tcPr>
+          <w:p>
+            <w:r>
+              <w:t>✓ H₀ не відхиляється</w:t>
+            </w:r>
+          </w:p>
+        </w:tc>
+      </w:tr>
+      <w:tr>
+        <w:tc>
+          <w:tcPr>
+            <w:tcW w:w="1728" w:type="dxa"/>
+          </w:tcPr>
+          <w:p>
+            <w:r>
+              <w:t>Вимір 2</w:t>
+            </w:r>
+          </w:p>
+        </w:tc>
+        <w:tc>
+          <w:tcPr>
+            <w:tcW w:w="1728" w:type="dxa"/>
+          </w:tcPr>
+          <w:p>
+            <w:r>
+              <w:t>Shapiro-Wilk</w:t>
+            </w:r>
+          </w:p>
+        </w:tc>
+        <w:tc>
+          <w:tcPr>
+            <w:tcW w:w="1728" w:type="dxa"/>
+          </w:tcPr>
+          <w:p>
+            <w:r>
+              <w:t>W = 0.9968</w:t>
+            </w:r>
+          </w:p>
+        </w:tc>
+        <w:tc>
+          <w:tcPr>
+            <w:tcW w:w="1728" w:type="dxa"/>
+          </w:tcPr>
+          <w:p>
+            <w:r>
+              <w:t>p = 0.4287</w:t>
+            </w:r>
+          </w:p>
+        </w:tc>
+        <w:tc>
+          <w:tcPr>
+            <w:tcW w:w="1728" w:type="dxa"/>
+          </w:tcPr>
+          <w:p>
+            <w:r>
+              <w:t>✓ H₀ не відхиляється</w:t>
+            </w:r>
+          </w:p>
+        </w:tc>
+      </w:tr>
+      <w:tr>
+        <w:tc>
+          <w:tcPr>
+            <w:tcW w:w="1728" w:type="dxa"/>
+          </w:tcPr>
+          <w:p>
+            <w:r>
+              <w:t>Вимір 2</w:t>
+            </w:r>
+          </w:p>
+        </w:tc>
+        <w:tc>
+          <w:tcPr>
+            <w:tcW w:w="1728" w:type="dxa"/>
+          </w:tcPr>
+          <w:p>
+            <w:r>
+              <w:t>Kolmogorov-Smirnov</w:t>
+            </w:r>
+          </w:p>
+        </w:tc>
+        <w:tc>
+          <w:tcPr>
+            <w:tcW w:w="1728" w:type="dxa"/>
+          </w:tcPr>
+          <w:p>
+            <w:r>
+              <w:t>D = 0.0417</w:t>
+            </w:r>
+          </w:p>
+        </w:tc>
+        <w:tc>
+          <w:tcPr>
+            <w:tcW w:w="1728" w:type="dxa"/>
+          </w:tcPr>
+          <w:p>
+            <w:r>
+              <w:t>p = 0.3408</w:t>
+            </w:r>
+          </w:p>
+        </w:tc>
+        <w:tc>
+          <w:tcPr>
+            <w:tcW w:w="1728" w:type="dxa"/>
+          </w:tcPr>
+          <w:p>
+            <w:r>
+              <w:t>✓ H₀ не відхиляється</w:t>
+            </w:r>
+          </w:p>
+        </w:tc>
+      </w:tr>
+      <w:tr>
+        <w:tc>
+          <w:tcPr>
+            <w:tcW w:w="1728" w:type="dxa"/>
+          </w:tcPr>
+          <w:p>
+            <w:r>
+              <w:t>Вимір 1</w:t>
+            </w:r>
+          </w:p>
+        </w:tc>
+        <w:tc>
+          <w:tcPr>
+            <w:tcW w:w="1728" w:type="dxa"/>
+          </w:tcPr>
+          <w:p>
+            <w:r>
+              <w:t>Shapiro-Wilk</w:t>
+            </w:r>
+          </w:p>
+        </w:tc>
+        <w:tc>
+          <w:tcPr>
+            <w:tcW w:w="1728" w:type="dxa"/>
+          </w:tcPr>
+          <w:p>
+            <w:r>
+              <w:t>W = 0.9971</w:t>
+            </w:r>
+          </w:p>
+        </w:tc>
+        <w:tc>
+          <w:tcPr>
+            <w:tcW w:w="1728" w:type="dxa"/>
+          </w:tcPr>
+          <w:p>
+            <w:r>
+              <w:t>p = 0.5219</w:t>
+            </w:r>
+          </w:p>
+        </w:tc>
+        <w:tc>
+          <w:tcPr>
+            <w:tcW w:w="1728" w:type="dxa"/>
+          </w:tcPr>
+          <w:p>
+            <w:r>
+              <w:t>✓ H₀ не відхиляється</w:t>
+            </w:r>
+          </w:p>
+        </w:tc>
+      </w:tr>
+      <w:tr>
+        <w:tc>
+          <w:tcPr>
+            <w:tcW w:w="1728" w:type="dxa"/>
+          </w:tcPr>
+          <w:p>
+            <w:r>
+              <w:t>Вимір 1</w:t>
+            </w:r>
+          </w:p>
+        </w:tc>
+        <w:tc>
+          <w:tcPr>
+            <w:tcW w:w="1728" w:type="dxa"/>
+          </w:tcPr>
+          <w:p>
+            <w:r>
+              <w:t>Kolmogorov-Smirnov</w:t>
+            </w:r>
+          </w:p>
+        </w:tc>
+        <w:tc>
+          <w:tcPr>
+            <w:tcW w:w="1728" w:type="dxa"/>
+          </w:tcPr>
+          <w:p>
+            <w:r>
+              <w:t>D = 0.0320</w:t>
+            </w:r>
+          </w:p>
+        </w:tc>
+        <w:tc>
+          <w:tcPr>
+            <w:tcW w:w="1728" w:type="dxa"/>
+          </w:tcPr>
+          <w:p>
+            <w:r>
+              <w:t>p = 0.6736</w:t>
+            </w:r>
+          </w:p>
+        </w:tc>
+        <w:tc>
+          <w:tcPr>
+            <w:tcW w:w="1728" w:type="dxa"/>
+          </w:tcPr>
+          <w:p>
+            <w:r>
+              <w:t>✓ H₀ не відхиляється</w:t>
+            </w:r>
+          </w:p>
+        </w:tc>
+      </w:tr>
+      <w:tr>
+        <w:tc>
+          <w:tcPr>
+            <w:tcW w:w="1728" w:type="dxa"/>
+          </w:tcPr>
+          <w:p>
+            <w:r>
+              <w:t>Вимір 2</w:t>
+            </w:r>
+          </w:p>
+        </w:tc>
+        <w:tc>
+          <w:tcPr>
+            <w:tcW w:w="1728" w:type="dxa"/>
+          </w:tcPr>
+          <w:p>
+            <w:r>
+              <w:t>Shapiro-Wilk</w:t>
+            </w:r>
+          </w:p>
+        </w:tc>
+        <w:tc>
+          <w:tcPr>
+            <w:tcW w:w="1728" w:type="dxa"/>
+          </w:tcPr>
+          <w:p>
+            <w:r>
+              <w:t>W = 0.9974</w:t>
+            </w:r>
+          </w:p>
+        </w:tc>
+        <w:tc>
+          <w:tcPr>
+            <w:tcW w:w="1728" w:type="dxa"/>
+          </w:tcPr>
+          <w:p>
+            <w:r>
+              <w:t>p = 0.6255</w:t>
+            </w:r>
+          </w:p>
+        </w:tc>
+        <w:tc>
+          <w:tcPr>
+            <w:tcW w:w="1728" w:type="dxa"/>
+          </w:tcPr>
+          <w:p>
+            <w:r>
+              <w:t>✓ H₀ не відхиляється</w:t>
+            </w:r>
+          </w:p>
+        </w:tc>
+      </w:tr>
+      <w:tr>
+        <w:tc>
+          <w:tcPr>
+            <w:tcW w:w="1728" w:type="dxa"/>
+          </w:tcPr>
+          <w:p>
+            <w:r>
+              <w:t>Вимір 2</w:t>
+            </w:r>
+          </w:p>
+        </w:tc>
+        <w:tc>
+          <w:tcPr>
+            <w:tcW w:w="1728" w:type="dxa"/>
+          </w:tcPr>
+          <w:p>
+            <w:r>
+              <w:t>Kolmogorov-Smirnov</w:t>
+            </w:r>
+          </w:p>
+        </w:tc>
+        <w:tc>
+          <w:tcPr>
+            <w:tcW w:w="1728" w:type="dxa"/>
+          </w:tcPr>
+          <w:p>
+            <w:r>
+              <w:t>D = 0.0242</w:t>
+            </w:r>
+          </w:p>
+        </w:tc>
+        <w:tc>
+          <w:tcPr>
+            <w:tcW w:w="1728" w:type="dxa"/>
+          </w:tcPr>
+          <w:p>
+            <w:r>
+              <w:t>p = 0.9243</w:t>
+            </w:r>
+          </w:p>
+        </w:tc>
+        <w:tc>
+          <w:tcPr>
+            <w:tcW w:w="1728" w:type="dxa"/>
+          </w:tcPr>
+          <w:p>
+            <w:r>
+              <w:t>✓ H₀ не відхиляється</w:t>
+            </w:r>
+          </w:p>
+        </w:tc>
+      </w:tr>
+      <w:tr>
+        <w:tc>
+          <w:tcPr>
+            <w:tcW w:w="1728" w:type="dxa"/>
+          </w:tcPr>
+          <w:p>
+            <w:r>
+              <w:t>Вимір 3</w:t>
+            </w:r>
+          </w:p>
+        </w:tc>
+        <w:tc>
+          <w:tcPr>
+            <w:tcW w:w="1728" w:type="dxa"/>
+          </w:tcPr>
+          <w:p>
+            <w:r>
+              <w:t>Shapiro-Wilk</w:t>
+            </w:r>
+          </w:p>
+        </w:tc>
+        <w:tc>
+          <w:tcPr>
+            <w:tcW w:w="1728" w:type="dxa"/>
+          </w:tcPr>
+          <w:p>
+            <w:r>
+              <w:t>W = 0.9969</w:t>
+            </w:r>
+          </w:p>
+        </w:tc>
+        <w:tc>
+          <w:tcPr>
+            <w:tcW w:w="1728" w:type="dxa"/>
+          </w:tcPr>
+          <w:p>
+            <w:r>
+              <w:t>p = 0.4492</w:t>
+            </w:r>
+          </w:p>
+        </w:tc>
+        <w:tc>
+          <w:tcPr>
+            <w:tcW w:w="1728" w:type="dxa"/>
+          </w:tcPr>
+          <w:p>
+            <w:r>
+              <w:t>✓ H₀ не відхиляється</w:t>
+            </w:r>
+          </w:p>
+        </w:tc>
+      </w:tr>
+      <w:tr>
+        <w:tc>
+          <w:tcPr>
+            <w:tcW w:w="1728" w:type="dxa"/>
+          </w:tcPr>
+          <w:p>
+            <w:r>
+              <w:t>Вимір 3</w:t>
+            </w:r>
+          </w:p>
+        </w:tc>
+        <w:tc>
+          <w:tcPr>
+            <w:tcW w:w="1728" w:type="dxa"/>
+          </w:tcPr>
+          <w:p>
+            <w:r>
+              <w:t>Kolmogorov-Smirnov</w:t>
+            </w:r>
+          </w:p>
+        </w:tc>
+        <w:tc>
+          <w:tcPr>
+            <w:tcW w:w="1728" w:type="dxa"/>
+          </w:tcPr>
+          <w:p>
+            <w:r>
+              <w:t>D = 0.0233</w:t>
+            </w:r>
+          </w:p>
+        </w:tc>
+        <w:tc>
+          <w:tcPr>
+            <w:tcW w:w="1728" w:type="dxa"/>
+          </w:tcPr>
+          <w:p>
+            <w:r>
+              <w:t>p = 0.9431</w:t>
+            </w:r>
+          </w:p>
+        </w:tc>
+        <w:tc>
+          <w:tcPr>
+            <w:tcW w:w="1728" w:type="dxa"/>
+          </w:tcPr>
+          <w:p>
+            <w:r>
+              <w:t>✓ H₀ не відхиляється</w:t>
+            </w:r>
+          </w:p>
+        </w:tc>
+      </w:tr>
+    </w:tbl>
+    <w:p/>
+    <w:p>
+      <w:pPr>
+        <w:pStyle w:val="Heading2"/>
+      </w:pPr>
+      <w:r>
+        <w:rPr>
+          <w:color w:val="000000"/>
+        </w:rPr>
+        <w:t>8.4 Висновок щодо закону розподілу</w:t>
+      </w:r>
+    </w:p>
+    <w:p>
+      <w:pPr>
+        <w:spacing w:after="80"/>
+        <w:ind w:firstLine="709"/>
+      </w:pPr>
+      <w:r>
+        <w:t>За результатами тестів Шапіро-Вілка та Колмогорова-Смірнова нульова гіпотеза H₀ про нормальний закон розподілу не відхиляється для всіх вимірів при рівні значущості α = 0.05 (p &gt;&gt; 0.05 в усіх випадках). Це підтверджує коректність моделювання: згенеровані вибірки справді мають гауссівський закон розподілу.</w:t>
+      </w:r>
+    </w:p>
+    <w:p>
+      <w:pPr>
+        <w:spacing w:after="80"/>
+        <w:ind w:firstLine="709"/>
+      </w:pPr>
+      <w:r>
+        <w:lastRenderedPageBreak/>
+        <w:t>Q-Q графіки додатково підтверджують нормальність: точки лягають практично точно на теоретичну пряму, незначні відхилення у хвостах є природним ефектом кінцевого обсягу вибірки.</w:t>
+      </w:r>
+    </w:p>
+    <w:p>
+      <w:pPr>
+        <w:jc w:val="center"/>
+      </w:pPr>
+      <w:r>
+        <w:rPr>
+          <w:b/>
+          <w:color w:val="B40000"/>
+          <w:sz w:val="22"/>
+        </w:rPr>
+        <w:t>[ РИСУНОК: вставте task8_normality.png ]</w:t>
+      </w:r>
+    </w:p>
+    <w:p>
+      <w:pPr>
+        <w:spacing w:after="200"/>
+        <w:jc w:val="center"/>
+      </w:pPr>
+      <w:r>
+        <w:rPr>
+          <w:i/>
+          <w:sz w:val="20"/>
+        </w:rPr>
+        <w:t>Рис. 5. Q-Q графіки (5 вимірів) та гістограми з теоретичною кривою N(μ̂,σ̂²) для перевірки нормальності розподілу.</w:t>
+      </w:r>
+    </w:p>
+    <w:p>
+      <w:pPr>
+        <w:pStyle w:val="Heading1"/>
+      </w:pPr>
+      <w:r>
+        <w:rPr>
+          <w:color w:val="000000"/>
+        </w:rPr>
+        <w:t>Завдання 9. Набір даних із 5 ознак з різною кореляційною структурою</w:t>
+      </w:r>
+    </w:p>
+    <w:p>
+      <w:pPr>
+        <w:pStyle w:val="Heading2"/>
+      </w:pPr>
+      <w:r>
+        <w:rPr>
+          <w:color w:val="000000"/>
+        </w:rPr>
+        <w:t>9.1 Теоретичні відомості</w:t>
+      </w:r>
+    </w:p>
+    <w:p>
+      <w:pPr>
+        <w:spacing w:after="80"/>
+        <w:ind w:firstLine="709"/>
+      </w:pPr>
+      <w:r>
+        <w:t>Кореляційна матриця R — симетрична позитивно визначена матриця, діагональні елементи якої рівні 1 (нормована дисперсія), а поза-діагональні елементи Rᵢⱼ = ρᵢⱼ є коефіцієнтами кореляції Пірсона між ознаками i та j:</w:t>
+      </w:r>
+    </w:p>
+    <w:p>
+      <w:pPr>
+        <w:spacing w:before="80" w:after="80"/>
+        <w:jc w:val="center"/>
+      </w:pPr>
+      <w:r>
+        <w:rPr>
+          <w:i/>
+        </w:rPr>
+        <w:t>ρᵢⱼ = Cov(Xᵢ, Xⱼ) / (σᵢ · σⱼ)  ∈  [−1, 1]</w:t>
+      </w:r>
+    </w:p>
+    <w:p>
+      <w:pPr>
+        <w:spacing w:after="80"/>
+      </w:pPr>
+      <w:r>
+        <w:t>Інтерпретація значень кореляції:</w:t>
+      </w:r>
+    </w:p>
+    <w:p>
+      <w:pPr>
+        <w:pStyle w:val="ListBullet"/>
+        <w:ind w:left="567"/>
+      </w:pPr>
+      <w:r>
+        <w:rPr>
+          <w:sz w:val="24"/>
+        </w:rPr>
+        <w:t>|ρ| ∈ [0.7, 1.0] — сильна кореляція: виміри майже лінійно пов'язані</w:t>
+      </w:r>
+    </w:p>
+    <w:p>
+      <w:pPr>
+        <w:pStyle w:val="ListBullet"/>
+        <w:ind w:left="567"/>
+      </w:pPr>
+      <w:r>
+        <w:rPr>
+          <w:sz w:val="24"/>
+        </w:rPr>
+        <w:t>|ρ| ∈ [0.3, 0.7) — помірна кореляція: є певний лінійний зв'язок</w:t>
+      </w:r>
+    </w:p>
+    <w:p>
+      <w:pPr>
+        <w:pStyle w:val="ListBullet"/>
+        <w:ind w:left="567"/>
+      </w:pPr>
+      <w:r>
+        <w:rPr>
+          <w:sz w:val="24"/>
+        </w:rPr>
+        <w:t>|ρ| ∈ [0.0, 0.3) — слабка або відсутня кореляція: виміри практично незалежні</w:t>
+      </w:r>
+    </w:p>
+    <w:p>
+      <w:pPr>
+        <w:pStyle w:val="ListBullet"/>
+        <w:ind w:left="567"/>
+      </w:pPr>
+      <w:r>
+        <w:rPr>
+          <w:sz w:val="24"/>
+        </w:rPr>
+        <w:t>ρ = 0 — лінійна незалежність (для гауссівських — повна незалежність)</w:t>
+      </w:r>
+    </w:p>
+    <w:p>
+      <w:pPr>
+        <w:pStyle w:val="Heading2"/>
+      </w:pPr>
+      <w:r>
+        <w:rPr>
+          <w:color w:val="000000"/>
+        </w:rPr>
+        <w:t>9.2 Структура набору даних</w:t>
+      </w:r>
+    </w:p>
+    <w:p>
+      <w:pPr>
+        <w:spacing w:after="80"/>
+      </w:pPr>
+      <w:r>
+        <w:t>Заданий набір даних містить 5 ознак з наступними параметрами:</w:t>
+      </w:r>
+    </w:p>
+    <w:tbl>
+      <w:tblPr>
+        <w:tblStyle w:val="TableGrid"/>
+        <w:tblW w:w="0" w:type="auto"/>
+        <w:tblLook w:val="04A0" w:firstRow="1" w:lastRow="0" w:firstColumn="1" w:lastColumn="0" w:noHBand="0" w:noVBand="1"/>
+      </w:tblPr>
+      <w:tblGrid>
+        <w:gridCol w:w="2876"/>
+        <w:gridCol w:w="2876"/>
+        <w:gridCol w:w="2878"/>
+      </w:tblGrid>
+      <w:tr>
+        <w:tc>
+          <w:tcPr>
+            <w:tcW w:w="2880" w:type="dxa"/>
+          </w:tcPr>
+          <w:p>
+            <w:r>
+              <w:rPr>
+                <w:b/>
+              </w:rPr>
+              <w:t>Ознака</w:t>
+            </w:r>
+          </w:p>
+        </w:tc>
+        <w:tc>
+          <w:tcPr>
+            <w:tcW w:w="2880" w:type="dxa"/>
+          </w:tcPr>
+          <w:p>
+            <w:r>
+              <w:rPr>
+                <w:b/>
+              </w:rPr>
+              <w:t>μ</w:t>
+            </w:r>
+          </w:p>
+        </w:tc>
+        <w:tc>
+          <w:tcPr>
+            <w:tcW w:w="2880" w:type="dxa"/>
+          </w:tcPr>
+          <w:p>
+            <w:r>
+              <w:rPr>
+                <w:b/>
+              </w:rPr>
+              <w:t>Кореляційна структура</w:t>
+            </w:r>
+          </w:p>
+        </w:tc>
+      </w:tr>
+      <w:tr>
+        <w:tc>
+          <w:tcPr>
+            <w:tcW w:w="2880" w:type="dxa"/>
+          </w:tcPr>
+          <w:p>
+            <w:r>
+              <w:t>x₁</w:t>
+            </w:r>
+          </w:p>
+        </w:tc>
+        <w:tc>
+          <w:tcPr>
+            <w:tcW w:w="2880" w:type="dxa"/>
+          </w:tcPr>
+          <w:p>
+            <w:r>
+              <w:t>2.0</w:t>
+            </w:r>
+          </w:p>
+        </w:tc>
+        <w:tc>
+          <w:tcPr>
+            <w:tcW w:w="2880" w:type="dxa"/>
+          </w:tcPr>
+          <w:p>
+            <w:r>
+              <w:t>сильно корельована з x₂  (ρ=0.9)</w:t>
+            </w:r>
+          </w:p>
+        </w:tc>
+      </w:tr>
+      <w:tr>
+        <w:tc>
+          <w:tcPr>
+            <w:tcW w:w="2880" w:type="dxa"/>
+          </w:tcPr>
+          <w:p>
+            <w:r>
+              <w:t>x₂</w:t>
+            </w:r>
+          </w:p>
+        </w:tc>
+        <w:tc>
+          <w:tcPr>
+            <w:tcW w:w="2880" w:type="dxa"/>
+          </w:tcPr>
+          <w:p>
+            <w:r>
+              <w:t>2.5</w:t>
+            </w:r>
+          </w:p>
+        </w:tc>
+        <w:tc>
+          <w:tcPr>
+            <w:tcW w:w="2880" w:type="dxa"/>
+          </w:tcPr>
+          <w:p>
+            <w:r>
+              <w:t>сильно корельована з x₁  (ρ=0.9)</w:t>
+            </w:r>
+          </w:p>
+        </w:tc>
+      </w:tr>
+      <w:tr>
+        <w:tc>
+          <w:tcPr>
+            <w:tcW w:w="2880" w:type="dxa"/>
+          </w:tcPr>
+          <w:p>
+            <w:r>
+              <w:t>x₃</w:t>
+            </w:r>
+          </w:p>
+        </w:tc>
+        <w:tc>
+          <w:tcPr>
+            <w:tcW w:w="2880" w:type="dxa"/>
+          </w:tcPr>
+          <w:p>
+            <w:r>
+              <w:t>0.0</w:t>
+            </w:r>
+          </w:p>
+        </w:tc>
+        <w:tc>
+          <w:tcPr>
+            <w:tcW w:w="2880" w:type="dxa"/>
+          </w:tcPr>
+          <w:p>
+            <w:r>
+              <w:t>незалежна від усіх ознак  (ρ=0.0)</w:t>
+            </w:r>
+          </w:p>
+        </w:tc>
+      </w:tr>
+      <w:tr>
+        <w:tc>
+          <w:tcPr>
+            <w:tcW w:w="2880" w:type="dxa"/>
+          </w:tcPr>
+          <w:p>
+            <w:r>
+              <w:t>x₄</w:t>
+            </w:r>
+          </w:p>
+        </w:tc>
+        <w:tc>
+          <w:tcPr>
+            <w:tcW w:w="2880" w:type="dxa"/>
+          </w:tcPr>
+          <w:p>
+            <w:r>
+              <w:t>−1.0</w:t>
+            </w:r>
+          </w:p>
+        </w:tc>
+        <w:tc>
+          <w:tcPr>
+            <w:tcW w:w="2880" w:type="dxa"/>
+          </w:tcPr>
+          <w:p>
+            <w:r>
+              <w:t>слабо корельована з x₅   (ρ=0.3)</w:t>
+            </w:r>
+          </w:p>
+        </w:tc>
+      </w:tr>
+      <w:tr>
+        <w:tc>
+          <w:tcPr>
+            <w:tcW w:w="2880" w:type="dxa"/>
+          </w:tcPr>
+          <w:p>
+            <w:r>
+              <w:t>x₅</w:t>
+            </w:r>
+          </w:p>
+        </w:tc>
+        <w:tc>
+          <w:tcPr>
+            <w:tcW w:w="2880" w:type="dxa"/>
+          </w:tcPr>
+          <w:p>
+            <w:r>
+              <w:t>1.5</w:t>
+            </w:r>
+          </w:p>
+        </w:tc>
+        <w:tc>
+          <w:tcPr>
+            <w:tcW w:w="2880" w:type="dxa"/>
+          </w:tcPr>
+          <w:p>
+            <w:r>
+              <w:t>слабо корельована з x₄   (ρ=0.3)</w:t>
+            </w:r>
+          </w:p>
+        </w:tc>
+      </w:tr>
+    </w:tbl>
+    <w:p/>
+    <w:p>
+      <w:pPr>
+        <w:spacing w:after="80"/>
+      </w:pPr>
+      <w:r>
+        <w:t>Теоретична кореляційна матриця R (5×5):</w:t>
+      </w:r>
+    </w:p>
+    <w:p>
+      <w:pPr>
+        <w:spacing w:before="80" w:after="80"/>
+        <w:jc w:val="center"/>
+      </w:pPr>
+      <w:r>
+        <w:rPr>
+          <w:i/>
+        </w:rPr>
+        <w:t>R = diag-block{ [[1, 0.9],[0.9, 1]],  [1],  [[1, 0.3],[0.3, 1]] }</w:t>
+      </w:r>
+    </w:p>
+    <w:p>
+      <w:pPr>
+        <w:spacing w:after="80"/>
+        <w:ind w:firstLine="709"/>
+      </w:pPr>
+      <w:r>
+        <w:t>Кореляційна матриця має блокову діагональну структуру. Власні числа R = [0.1, 0.7, 1.0, 1.3, 1.9] — всі додатні, тобто матриця є позитивно визначеною.</w:t>
+      </w:r>
+    </w:p>
+    <w:p>
+      <w:pPr>
+        <w:pStyle w:val="Heading2"/>
+      </w:pPr>
+      <w:r>
+        <w:rPr>
+          <w:color w:val="000000"/>
+        </w:rPr>
+        <w:t>9.3 Перші 10 векторів даних</w:t>
+      </w:r>
+    </w:p>
+    <w:p>
+      <w:pPr>
+        <w:spacing w:after="80"/>
+      </w:pPr>
+      <w:r>
+        <w:t>Нижче наведено перші 10 згенерованих векторів даних (N=500 всього):</w:t>
+      </w:r>
+    </w:p>
+    <w:tbl>
+      <w:tblPr>
+        <w:tblStyle w:val="TableGrid"/>
+        <w:tblW w:w="0" w:type="auto"/>
+        <w:tblLook w:val="04A0" w:firstRow="1" w:lastRow="0" w:firstColumn="1" w:lastColumn="0" w:noHBand="0" w:noVBand="1"/>
+      </w:tblPr>
+      <w:tblGrid>
+        <w:gridCol w:w="1436"/>
+        <w:gridCol w:w="1439"/>
+        <w:gridCol w:w="1438"/>
+        <w:gridCol w:w="1439"/>
+        <w:gridCol w:w="1439"/>
+        <w:gridCol w:w="1439"/>
+      </w:tblGrid>
+      <w:tr>
+        <w:tc>
+          <w:tcPr>
+            <w:tcW w:w="1440" w:type="dxa"/>
+          </w:tcPr>
+          <w:p>
+            <w:r>
+              <w:rPr>
+                <w:b/>
+              </w:rPr>
+              <w:lastRenderedPageBreak/>
+              <w:t>#</w:t>
+            </w:r>
+          </w:p>
+        </w:tc>
+        <w:tc>
+          <w:tcPr>
+            <w:tcW w:w="1440" w:type="dxa"/>
+          </w:tcPr>
+          <w:p>
+            <w:r>
+              <w:rPr>
+                <w:b/>
+              </w:rPr>
+              <w:t>x₁</w:t>
+            </w:r>
+          </w:p>
+        </w:tc>
+        <w:tc>
+          <w:tcPr>
+            <w:tcW w:w="1440" w:type="dxa"/>
+          </w:tcPr>
+          <w:p>
+            <w:r>
+              <w:rPr>
+                <w:b/>
+              </w:rPr>
+              <w:t>x₂</w:t>
+            </w:r>
+          </w:p>
+        </w:tc>
+        <w:tc>
+          <w:tcPr>
+            <w:tcW w:w="1440" w:type="dxa"/>
+          </w:tcPr>
+          <w:p>
+            <w:r>
+              <w:rPr>
+                <w:b/>
+              </w:rPr>
+              <w:t>x₃</w:t>
+            </w:r>
+          </w:p>
+        </w:tc>
+        <w:tc>
+          <w:tcPr>
+            <w:tcW w:w="1440" w:type="dxa"/>
+          </w:tcPr>
+          <w:p>
+            <w:r>
+              <w:rPr>
+                <w:b/>
+              </w:rPr>
+              <w:t>x₄</w:t>
+            </w:r>
+          </w:p>
+        </w:tc>
+        <w:tc>
+          <w:tcPr>
+            <w:tcW w:w="1440" w:type="dxa"/>
+          </w:tcPr>
+          <w:p>
+            <w:r>
+              <w:rPr>
+                <w:b/>
+              </w:rPr>
+              <w:t>x₅</w:t>
+            </w:r>
+          </w:p>
+        </w:tc>
+      </w:tr>
+      <w:tr>
+        <w:tc>
+          <w:tcPr>
+            <w:tcW w:w="1440" w:type="dxa"/>
+          </w:tcPr>
+          <w:p>
+            <w:r>
+              <w:t>0</w:t>
+            </w:r>
+          </w:p>
+        </w:tc>
+        <w:tc>
+          <w:tcPr>
+            <w:tcW w:w="1440" w:type="dxa"/>
+          </w:tcPr>
+          <w:p>
+            <w:r>
+              <w:t>1.9315</w:t>
+            </w:r>
+          </w:p>
+        </w:tc>
+        <w:tc>
+          <w:tcPr>
+            <w:tcW w:w="1440" w:type="dxa"/>
+          </w:tcPr>
+          <w:p>
+            <w:r>
+              <w:t>1.9201</w:t>
+            </w:r>
+          </w:p>
+        </w:tc>
+        <w:tc>
+          <w:tcPr>
+            <w:tcW w:w="1440" w:type="dxa"/>
+          </w:tcPr>
+          <w:p>
+            <w:r>
+              <w:t>−1.6808</w:t>
+            </w:r>
+          </w:p>
+        </w:tc>
+        <w:tc>
+          <w:tcPr>
+            <w:tcW w:w="1440" w:type="dxa"/>
+          </w:tcPr>
+          <w:p>
+            <w:r>
+              <w:t>−1.5243</w:t>
+            </w:r>
+          </w:p>
+        </w:tc>
+        <w:tc>
+          <w:tcPr>
+            <w:tcW w:w="1440" w:type="dxa"/>
+          </w:tcPr>
+          <w:p>
+            <w:r>
+              <w:t>1.8603</w:t>
+            </w:r>
+          </w:p>
+        </w:tc>
+      </w:tr>
+      <w:tr>
+        <w:tc>
+          <w:tcPr>
+            <w:tcW w:w="1440" w:type="dxa"/>
+          </w:tcPr>
+          <w:p>
+            <w:r>
+              <w:t>1</w:t>
+            </w:r>
+          </w:p>
+        </w:tc>
+        <w:tc>
+          <w:tcPr>
+            <w:tcW w:w="1440" w:type="dxa"/>
+          </w:tcPr>
+          <w:p>
+            <w:r>
+              <w:t>2.4989</w:t>
+            </w:r>
+          </w:p>
+        </w:tc>
+        <w:tc>
+          <w:tcPr>
+            <w:tcW w:w="1440" w:type="dxa"/>
+          </w:tcPr>
+          <w:p>
+            <w:r>
+              <w:t>2.8160</w:t>
+            </w:r>
+          </w:p>
+        </w:tc>
+        <w:tc>
+          <w:tcPr>
+            <w:tcW w:w="1440" w:type="dxa"/>
+          </w:tcPr>
+          <w:p>
+            <w:r>
+              <w:t>1.0298</w:t>
+            </w:r>
+          </w:p>
+        </w:tc>
+        <w:tc>
+          <w:tcPr>
+            <w:tcW w:w="1440" w:type="dxa"/>
+          </w:tcPr>
+          <w:p>
+            <w:r>
+              <w:t>−1.4976</w:t>
+            </w:r>
+          </w:p>
+        </w:tc>
+        <w:tc>
+          <w:tcPr>
+            <w:tcW w:w="1440" w:type="dxa"/>
+          </w:tcPr>
+          <w:p>
+            <w:r>
+              <w:t>0.4504</w:t>
+            </w:r>
+          </w:p>
+        </w:tc>
+      </w:tr>
+      <w:tr>
+        <w:tc>
+          <w:tcPr>
+            <w:tcW w:w="1440" w:type="dxa"/>
+          </w:tcPr>
+          <w:p>
+            <w:r>
+              <w:t>2</w:t>
+            </w:r>
+          </w:p>
+        </w:tc>
+        <w:tc>
+          <w:tcPr>
+            <w:tcW w:w="1440" w:type="dxa"/>
+          </w:tcPr>
+          <w:p>
+            <w:r>
+              <w:t>2.5289</w:t>
+            </w:r>
+          </w:p>
+        </w:tc>
+        <w:tc>
+          <w:tcPr>
+            <w:tcW w:w="1440" w:type="dxa"/>
+          </w:tcPr>
+          <w:p>
+            <w:r>
+              <w:t>3.3343</w:t>
+            </w:r>
+          </w:p>
+        </w:tc>
+        <w:tc>
+          <w:tcPr>
+            <w:tcW w:w="1440" w:type="dxa"/>
+          </w:tcPr>
+          <w:p>
+            <w:r>
+              <w:t>−0.6348</w:t>
+            </w:r>
+          </w:p>
+        </w:tc>
+        <w:tc>
+          <w:tcPr>
+            <w:tcW w:w="1440" w:type="dxa"/>
+          </w:tcPr>
+          <w:p>
+            <w:r>
+              <w:t>0.9201</w:t>
+            </w:r>
+          </w:p>
+        </w:tc>
+        <w:tc>
+          <w:tcPr>
+            <w:tcW w:w="1440" w:type="dxa"/>
+          </w:tcPr>
+          <w:p>
+            <w:r>
+              <w:t>1.5114</w:t>
+            </w:r>
+          </w:p>
+        </w:tc>
+      </w:tr>
+      <w:tr>
+        <w:tc>
+          <w:tcPr>
+            <w:tcW w:w="1440" w:type="dxa"/>
+          </w:tcPr>
+          <w:p>
+            <w:r>
+              <w:t>3</w:t>
+            </w:r>
+          </w:p>
+        </w:tc>
+        <w:tc>
+          <w:tcPr>
+            <w:tcW w:w="1440" w:type="dxa"/>
+          </w:tcPr>
+          <w:p>
+            <w:r>
+              <w:t>1.6035</w:t>
+            </w:r>
+          </w:p>
+        </w:tc>
+        <w:tc>
+          <w:tcPr>
+            <w:tcW w:w="1440" w:type="dxa"/>
+          </w:tcPr>
+          <w:p>
+            <w:r>
+              <w:t>2.1274</w:t>
+            </w:r>
+          </w:p>
+        </w:tc>
+        <w:tc>
+          <w:tcPr>
+            <w:tcW w:w="1440" w:type="dxa"/>
+          </w:tcPr>
+          <w:p>
+            <w:r>
+              <w:t>−0.9544</w:t>
+            </w:r>
+          </w:p>
+        </w:tc>
+        <w:tc>
+          <w:tcPr>
+            <w:tcW w:w="1440" w:type="dxa"/>
+          </w:tcPr>
+          <w:p>
+            <w:r>
+              <w:t>−0.7449</w:t>
+            </w:r>
+          </w:p>
+        </w:tc>
+        <w:tc>
+          <w:tcPr>
+            <w:tcW w:w="1440" w:type="dxa"/>
+          </w:tcPr>
+          <w:p>
+            <w:r>
+              <w:t>0.3411</w:t>
+            </w:r>
+          </w:p>
+        </w:tc>
+      </w:tr>
+      <w:tr>
+        <w:tc>
+          <w:tcPr>
+            <w:tcW w:w="1440" w:type="dxa"/>
+          </w:tcPr>
+          <w:p>
+            <w:r>
+              <w:t>4</w:t>
+            </w:r>
+          </w:p>
+        </w:tc>
+        <w:tc>
+          <w:tcPr>
+            <w:tcW w:w="1440" w:type="dxa"/>
+          </w:tcPr>
+          <w:p>
+            <w:r>
+              <w:t>1.8423</w:t>
+            </w:r>
+          </w:p>
+        </w:tc>
+        <w:tc>
+          <w:tcPr>
+            <w:tcW w:w="1440" w:type="dxa"/>
+          </w:tcPr>
+          <w:p>
+            <w:r>
+              <w:t>2.5328</w:t>
+            </w:r>
+          </w:p>
+        </w:tc>
+        <w:tc>
+          <w:tcPr>
+            <w:tcW w:w="1440" w:type="dxa"/>
+          </w:tcPr>
+          <w:p>
+            <w:r>
+              <w:t>−0.2895</w:t>
+            </w:r>
+          </w:p>
+        </w:tc>
+        <w:tc>
+          <w:tcPr>
+            <w:tcW w:w="1440" w:type="dxa"/>
+          </w:tcPr>
+          <w:p>
+            <w:r>
+              <w:t>−1.8934</w:t>
+            </w:r>
+          </w:p>
+        </w:tc>
+        <w:tc>
+          <w:tcPr>
+            <w:tcW w:w="1440" w:type="dxa"/>
+          </w:tcPr>
+          <w:p>
+            <w:r>
+              <w:t>2.6308</w:t>
+            </w:r>
+          </w:p>
+        </w:tc>
+      </w:tr>
+      <w:tr>
+        <w:tc>
+          <w:tcPr>
+            <w:tcW w:w="1440" w:type="dxa"/>
+          </w:tcPr>
+          <w:p>
+            <w:r>
+              <w:t>5</w:t>
+            </w:r>
+          </w:p>
+        </w:tc>
+        <w:tc>
+          <w:tcPr>
+            <w:tcW w:w="1440" w:type="dxa"/>
+          </w:tcPr>
+          <w:p>
+            <w:r>
+              <w:t>−0.0534</w:t>
+            </w:r>
+          </w:p>
+        </w:tc>
+        <w:tc>
+          <w:tcPr>
+            <w:tcW w:w="1440" w:type="dxa"/>
+          </w:tcPr>
+          <w:p>
+            <w:r>
+              <w:t>0.7119</w:t>
+            </w:r>
+          </w:p>
+        </w:tc>
+        <w:tc>
+          <w:tcPr>
+            <w:tcW w:w="1440" w:type="dxa"/>
+          </w:tcPr>
+          <w:p>
+            <w:r>
+              <w:t>1.7033</w:t>
+            </w:r>
+          </w:p>
+        </w:tc>
+        <w:tc>
+          <w:tcPr>
+            <w:tcW w:w="1440" w:type="dxa"/>
+          </w:tcPr>
+          <w:p>
+            <w:r>
+              <w:t>−1.3874</w:t>
+            </w:r>
+          </w:p>
+        </w:tc>
+        <w:tc>
+          <w:tcPr>
+            <w:tcW w:w="1440" w:type="dxa"/>
+          </w:tcPr>
+          <w:p>
+            <w:r>
+              <w:t>−0.1587</w:t>
+            </w:r>
+          </w:p>
+        </w:tc>
+      </w:tr>
+      <w:tr>
+        <w:tc>
+          <w:tcPr>
+            <w:tcW w:w="1440" w:type="dxa"/>
+          </w:tcPr>
+          <w:p>
+            <w:r>
+              <w:t>6</w:t>
+            </w:r>
+          </w:p>
+        </w:tc>
+        <w:tc>
+          <w:tcPr>
+            <w:tcW w:w="1440" w:type="dxa"/>
+          </w:tcPr>
+          <w:p>
+            <w:r>
+              <w:t>2.6568</w:t>
+            </w:r>
+          </w:p>
+        </w:tc>
+        <w:tc>
+          <w:tcPr>
+            <w:tcW w:w="1440" w:type="dxa"/>
+          </w:tcPr>
+          <w:p>
+            <w:r>
+              <w:t>2.6849</w:t>
+            </w:r>
+          </w:p>
+        </w:tc>
+        <w:tc>
+          <w:tcPr>
+            <w:tcW w:w="1440" w:type="dxa"/>
+          </w:tcPr>
+          <w:p>
+            <w:r>
+              <w:t>1.4960</w:t>
+            </w:r>
+          </w:p>
+        </w:tc>
+        <w:tc>
+          <w:tcPr>
+            <w:tcW w:w="1440" w:type="dxa"/>
+          </w:tcPr>
+          <w:p>
+            <w:r>
+              <w:t>0.5148</w:t>
+            </w:r>
+          </w:p>
+        </w:tc>
+        <w:tc>
+          <w:tcPr>
+            <w:tcW w:w="1440" w:type="dxa"/>
+          </w:tcPr>
+          <w:p>
+            <w:r>
+              <w:t>2.6673</w:t>
+            </w:r>
+          </w:p>
+        </w:tc>
+      </w:tr>
+      <w:tr>
+        <w:tc>
+          <w:tcPr>
+            <w:tcW w:w="1440" w:type="dxa"/>
+          </w:tcPr>
+          <w:p>
+            <w:r>
+              <w:t>7</w:t>
+            </w:r>
+          </w:p>
+        </w:tc>
+        <w:tc>
+          <w:tcPr>
+            <w:tcW w:w="1440" w:type="dxa"/>
+          </w:tcPr>
+          <w:p>
+            <w:r>
+              <w:t>2.0170</w:t>
+            </w:r>
+          </w:p>
+        </w:tc>
+        <w:tc>
+          <w:tcPr>
+            <w:tcW w:w="1440" w:type="dxa"/>
+          </w:tcPr>
+          <w:p>
+            <w:r>
+              <w:t>3.2911</w:t>
+            </w:r>
+          </w:p>
+        </w:tc>
+        <w:tc>
+          <w:tcPr>
+            <w:tcW w:w="1440" w:type="dxa"/>
+          </w:tcPr>
+          <w:p>
+            <w:r>
+              <w:t>−0.6937</w:t>
+            </w:r>
+          </w:p>
+        </w:tc>
+        <w:tc>
+          <w:tcPr>
+            <w:tcW w:w="1440" w:type="dxa"/>
+          </w:tcPr>
+          <w:p>
+            <w:r>
+              <w:t>−0.2270</w:t>
+            </w:r>
+          </w:p>
+        </w:tc>
+        <w:tc>
+          <w:tcPr>
+            <w:tcW w:w="1440" w:type="dxa"/>
+          </w:tcPr>
+          <w:p>
+            <w:r>
+              <w:t>2.0108</w:t>
+            </w:r>
+          </w:p>
+        </w:tc>
+      </w:tr>
+      <w:tr>
+        <w:tc>
+          <w:tcPr>
+            <w:tcW w:w="1440" w:type="dxa"/>
+          </w:tcPr>
+          <w:p>
+            <w:r>
+              <w:t>8</w:t>
+            </w:r>
+          </w:p>
+        </w:tc>
+        <w:tc>
+          <w:tcPr>
+            <w:tcW w:w="1440" w:type="dxa"/>
+          </w:tcPr>
+          <w:p>
+            <w:r>
+              <w:t>2.4822</w:t>
+            </w:r>
+          </w:p>
+        </w:tc>
+        <w:tc>
+          <w:tcPr>
+            <w:tcW w:w="1440" w:type="dxa"/>
+          </w:tcPr>
+          <w:p>
+            <w:r>
+              <w:t>3.3167</w:t>
+            </w:r>
+          </w:p>
+        </w:tc>
+        <w:tc>
+          <w:tcPr>
+            <w:tcW w:w="1440" w:type="dxa"/>
+          </w:tcPr>
+          <w:p>
+            <w:r>
+              <w:t>0.8488</w:t>
+            </w:r>
+          </w:p>
+        </w:tc>
+        <w:tc>
+          <w:tcPr>
+            <w:tcW w:w="1440" w:type="dxa"/>
+          </w:tcPr>
+          <w:p>
+            <w:r>
+              <w:t>−2.5722</w:t>
+            </w:r>
+          </w:p>
+        </w:tc>
+        <w:tc>
+          <w:tcPr>
+            <w:tcW w:w="1440" w:type="dxa"/>
+          </w:tcPr>
+          <w:p>
+            <w:r>
+              <w:t>0.3967</w:t>
+            </w:r>
+          </w:p>
+        </w:tc>
+      </w:tr>
+      <w:tr>
+        <w:tc>
+          <w:tcPr>
+            <w:tcW w:w="1440" w:type="dxa"/>
+          </w:tcPr>
+          <w:p>
+            <w:r>
+              <w:t>9</w:t>
+            </w:r>
+          </w:p>
+        </w:tc>
+        <w:tc>
+          <w:tcPr>
+            <w:tcW w:w="1440" w:type="dxa"/>
+          </w:tcPr>
+          <w:p>
+            <w:r>
+              <w:t>1.9204</w:t>
+            </w:r>
+          </w:p>
+        </w:tc>
+        <w:tc>
+          <w:tcPr>
+            <w:tcW w:w="1440" w:type="dxa"/>
+          </w:tcPr>
+          <w:p>
+            <w:r>
+              <w:t>2.5529</w:t>
+            </w:r>
+          </w:p>
+        </w:tc>
+        <w:tc>
+          <w:tcPr>
+            <w:tcW w:w="1440" w:type="dxa"/>
+          </w:tcPr>
+          <w:p>
+            <w:r>
+              <w:t>0.5670</w:t>
+            </w:r>
+          </w:p>
+        </w:tc>
+        <w:tc>
+          <w:tcPr>
+            <w:tcW w:w="1440" w:type="dxa"/>
+          </w:tcPr>
+          <w:p>
+            <w:r>
+              <w:t>−1.0520</w:t>
+            </w:r>
+          </w:p>
+        </w:tc>
+        <w:tc>
+          <w:tcPr>
+            <w:tcW w:w="1440" w:type="dxa"/>
+          </w:tcPr>
+          <w:p>
+            <w:r>
+              <w:t>−0.5217</w:t>
+            </w:r>
+          </w:p>
+        </w:tc>
+      </w:tr>
+    </w:tbl>
+    <w:p/>
+    <w:p>
+      <w:pPr>
+        <w:pStyle w:val="Heading2"/>
+      </w:pPr>
+      <w:r>
+        <w:rPr>
+          <w:color w:val="000000"/>
+        </w:rPr>
+        <w:t>9.4 Пояснення значень кореляційної матриці</w:t>
+      </w:r>
+    </w:p>
+    <w:p>
+      <w:pPr>
+        <w:spacing w:after="120"/>
+        <w:ind w:left="283"/>
+      </w:pPr>
+      <w:r>
+        <w:rPr>
+          <w:b/>
+        </w:rPr>
+        <w:t xml:space="preserve">• R[0,1] = R[1,0] = 0.9: </w:t>
+      </w:r>
+      <w:r>
+        <w:t>Сильна позитивна кореляція між x₁ та x₂. Спостерігаємо у таблиці: коли x₁ мале (рядок 5: −0.053), x₂ теж мале (0.712); коли x₁ велике (рядок 6: 2.657), x₂ теж велике (2.685). На scatter-графіку — витягнутий еліпс вздовж діагоналі ↗.</w:t>
+      </w:r>
+    </w:p>
+    <w:p>
+      <w:pPr>
+        <w:spacing w:after="120"/>
+        <w:ind w:left="283"/>
+      </w:pPr>
+      <w:r>
+        <w:rPr>
+          <w:b/>
+        </w:rPr>
+        <w:t xml:space="preserve">• R[2,0..4] = 0.0: </w:t>
+      </w:r>
+      <w:r>
+        <w:t>Ознака x₃ незалежна від усіх інших. У таблиці: немає видимої закономірності між значеннями x₃ та іншими ознаками. На scatter-графіку — кругла хмара точок, відсутній нахил.</w:t>
+      </w:r>
+    </w:p>
+    <w:p>
+      <w:pPr>
+        <w:spacing w:after="120"/>
+        <w:ind w:left="283"/>
+      </w:pPr>
+      <w:r>
+        <w:rPr>
+          <w:b/>
+        </w:rPr>
+        <w:t xml:space="preserve">• R[3,4] = R[4,3] = 0.3: </w:t>
+      </w:r>
+      <w:r>
+        <w:t>Слабка позитивна кореляція між x₄ та x₅. Є незначна тенденція до спільного зростання, але розсіювання велике. На scatter-графіку — злегка витягнутий еліпс.</w:t>
+      </w:r>
+    </w:p>
+    <w:p>
+      <w:pPr>
+        <w:spacing w:after="120"/>
+        <w:ind w:left="283"/>
+      </w:pPr>
+      <w:r>
+        <w:rPr>
+          <w:b/>
+        </w:rPr>
+        <w:t xml:space="preserve">• Діагональ = 1.0: </w:t>
+      </w:r>
+      <w:r>
+        <w:t>Дисперсія кожної ознаки нормована до 1 (σ² = 1), тому матриця є одночасно кореляційною і нормованою коваріаційною матрицею.</w:t>
+      </w:r>
+    </w:p>
+    <w:p>
+      <w:pPr>
+        <w:spacing w:after="80"/>
+        <w:ind w:firstLine="709"/>
+      </w:pPr>
+      <w:r>
+        <w:t>Вибіркова кореляційна матриця (N=500) підтверджує теоретичні значення: ρ̂(x₁,x₂) = 0.900, ρ̂(x₃,інші) ≈ 0.05–0.08 (в межах статистичної похибки), ρ̂(x₄,x₅) = 0.296 ≈ 0.3.</w:t>
+      </w:r>
+    </w:p>
+    <w:p>
+      <w:pPr>
+        <w:jc w:val="center"/>
+      </w:pPr>
+      <w:r>
+        <w:rPr>
+          <w:b/>
+          <w:color w:val="B40000"/>
+          <w:sz w:val="22"/>
+        </w:rPr>
+        <w:t>[ РИСУНОК: вставте task9_correlation_heatmap.png ]</w:t>
+      </w:r>
+    </w:p>
+    <w:p>
+      <w:pPr>
+        <w:spacing w:after="200"/>
+        <w:jc w:val="center"/>
+      </w:pPr>
+      <w:r>
+        <w:rPr>
+          <w:i/>
+          <w:sz w:val="20"/>
+        </w:rPr>
+        <w:t>Рис. 6а. Теплова карта теоретичної (зліва) та вибіркової (справа) кореляційної матриці для 5 ознак.</w:t>
+      </w:r>
+    </w:p>
+    <w:p>
+      <w:pPr>
+        <w:jc w:val="center"/>
+      </w:pPr>
+      <w:r>
+        <w:rPr>
+          <w:b/>
+          <w:color w:val="B40000"/>
+          <w:sz w:val="22"/>
+        </w:rPr>
+        <w:t>[ РИСУНОК: вставте task9_scatter_matrix.png ]</w:t>
+      </w:r>
+    </w:p>
+    <w:p>
+      <w:pPr>
+        <w:spacing w:after="200"/>
+        <w:jc w:val="center"/>
+      </w:pPr>
+      <w:r>
+        <w:rPr>
+          <w:i/>
+          <w:sz w:val="20"/>
+        </w:rPr>
+        <w:t>Рис. 6б. Матриця розсіювання 5×5: по діагоналі — гістограми, поза діагоналлю — scatter-графіки з відображенням вибіркової кореляції ρ̂.</w:t>
+      </w:r>
+    </w:p>
+    <w:p>
+      <w:pPr>
+        <w:jc w:val="center"/>
+      </w:pPr>
+      <w:r>
+        <w:rPr>
+          <w:b/>
+          <w:color w:val="B40000"/>
+          <w:sz w:val="22"/>
+        </w:rPr>
+        <w:t>[ РИСУНОК: вставте task9_correlation_types.png ]</w:t>
+      </w:r>
+    </w:p>
+    <w:p>
+      <w:pPr>
+        <w:spacing w:after="200"/>
+        <w:jc w:val="center"/>
+      </w:pPr>
+      <w:r>
+        <w:rPr>
+          <w:i/>
+          <w:sz w:val="20"/>
+        </w:rPr>
+        <w:t>Рис. 6в. Порівняння трьох типів кореляції: сильна (x₁,x₂), незалежна (x₁,x₃), слабка (x₄,x₅).</w:t>
+      </w:r>
+    </w:p>
+    <w:p>
+      <w:pPr>
+        <w:pStyle w:val="Heading1"/>
+      </w:pPr>
+      <w:r>
+        <w:rPr>
+          <w:color w:val="000000"/>
+        </w:rPr>
+        <w:t>Висновки</w:t>
+      </w:r>
+    </w:p>
+    <w:p>
+      <w:pPr>
+        <w:spacing w:after="160"/>
+        <w:ind w:firstLine="709"/>
+      </w:pPr>
+      <w:r>
+        <w:rPr>
+          <w:b/>
+        </w:rPr>
+        <w:t xml:space="preserve">Завдання 1. </w:t>
+      </w:r>
+      <w:r>
+        <w:t xml:space="preserve">Побудовано байєсівський лінійний (LDA) та оптимальний (MAP) класифікатори для двовимірного гауссівського вектора. При однаковій коваріаційній матриці R = I обидва класифікатори дають однакову лінійну межу </w:t>
+      </w:r>
+      <w:r>
+        <w:lastRenderedPageBreak/>
+        <w:t>рішення. Емпірична похибка (8.20%) відповідає теоретичній (7.86%), що підтверджує правильність реалізації.</w:t>
+      </w:r>
+    </w:p>
+    <w:p>
+      <w:pPr>
+        <w:spacing w:after="160"/>
+        <w:ind w:firstLine="709"/>
+      </w:pPr>
+      <w:r>
+        <w:rPr>
+          <w:b/>
+        </w:rPr>
+        <w:t xml:space="preserve">Завдання 2. </w:t>
+      </w:r>
+      <w:r>
+        <w:t>Змодельовано 2D гауссівські вектори з μ=(0,1) та чотирма різними кореляційними матрицями (ρ = 0.8, −0.5, 0.6, −0.7). Встановлено, що знак ρ визначає напрям нахилу еліпса, а |ρ| — ступінь витягнутості. Вибіркові кореляції точно відтворюють теоретичні значення.</w:t>
+      </w:r>
+    </w:p>
+    <w:p>
+      <w:pPr>
+        <w:spacing w:after="160"/>
+        <w:ind w:firstLine="709"/>
+      </w:pPr>
+      <w:r>
+        <w:rPr>
+          <w:b/>
+        </w:rPr>
+        <w:t xml:space="preserve">Завдання 3. </w:t>
+      </w:r>
+      <w:r>
+        <w:t>При R = I₃ (незалежні компоненти) форма хмари точок кругова у всіх проекціях незалежно від значення μ. Зміна μ лише переміщує центр розподілу, не впливаючи на форму та розкид. Вибіркові статистики відповідають теоретичним.</w:t>
+      </w:r>
+    </w:p>
+    <w:p>
+      <w:pPr>
+        <w:spacing w:after="160"/>
+        <w:ind w:firstLine="709"/>
+      </w:pPr>
+      <w:r>
+        <w:rPr>
+          <w:b/>
+        </w:rPr>
+        <w:t xml:space="preserve">Завдання 4. </w:t>
+      </w:r>
+      <w:r>
+        <w:t>Всі чотири 3D кореляційні матриці є позитивно визначеними. Власні числа матриць відображають дисперсії вздовж головних осей. Матриці з мішаними знаками кореляцій також породжують коректні розподіли. Вибіркові та теоретичні матриці збігаються.</w:t>
+      </w:r>
+    </w:p>
+    <w:p>
+      <w:pPr>
+        <w:spacing w:after="160"/>
+        <w:ind w:firstLine="709"/>
+      </w:pPr>
+      <w:r>
+        <w:rPr>
+          <w:b/>
+        </w:rPr>
+        <w:t xml:space="preserve">Завдання 8. </w:t>
+      </w:r>
+      <w:r>
+        <w:t>За тестами Шапіро-Вілка та Колмогорова-Смірнова нульова гіпотеза H₀ про нормальність не відхиляється ні для жодного виміру (p &gt;&gt; 0.05 у всіх випадках). Q-Q графіки підтверджують відповідність нормальному закону. Моделювання коректне.</w:t>
+      </w:r>
+    </w:p>
+    <w:p>
+      <w:pPr>
+        <w:spacing w:after="160"/>
+        <w:ind w:firstLine="709"/>
+      </w:pPr>
+      <w:r>
+        <w:rPr>
+          <w:b/>
+        </w:rPr>
+        <w:t xml:space="preserve">Завдання 9. </w:t>
+      </w:r>
+      <w:r>
+        <w:t>Змодельовано 5-ознаковий набір даних з блоковою кореляційною структурою. Вибіркові оцінки підтверджують теоретичні: сильна кореляція (ρ̂≈0.90), незалежність (ρ̂≈0.05), слабка кореляція (ρ̂≈0.30). Матриця розсіювання наочно демонструє різницю між трьома типами кореляцій.</w:t>
+      </w:r>
+    </w:p>
+    <w:p/>
+    <w:p>
+      <w:pPr>
+        <w:spacing w:after="80"/>
+        <w:ind w:firstLine="709"/>
+      </w:pPr>
+      <w:r>
+        <w:t>Загальний висновок: гауссівські вектори є потужним і зручним інструментом моделювання багатовимірних даних. Кореляційна матриця повністю визначає взаємозалежність компонент, а математичне сподівання — положення розподілу в просторі. Байєсівські класифікатори оптимальні в умовах нормального розподілу і демонструють мінімальну теоретичну похибку.</w:t>
+      </w:r>
     </w:p>
     <w:sectPr>
       <w:pgSz w:w="12240" w:h="15840"/>
